--- a/hildesheim-seminar-source-packs-27-november-2026.docx
+++ b/hildesheim-seminar-source-packs-27-november-2026.docx
@@ -14,7 +14,22 @@
           <w:color w:val="000000"/>
           <w:sz w:val="26"/>
         </w:rPr>
-        <w:t>Source pack A</w:t>
+        <w:t>Room 1</w:t>
+      </w:r>
+    </w:p>
+    <w:p>
+      <w:pPr>
+        <w:spacing w:after="80" w:line="264" w:lineRule="auto"/>
+      </w:pPr>
+      <w:r>
+        <w:rPr>
+          <w:rFonts w:ascii="Times New Roman" w:hAnsi="Times New Roman"/>
+          <w:b/>
+          <w:i w:val="0"/>
+          <w:color w:val="000000"/>
+          <w:sz w:val="30"/>
+        </w:rPr>
+        <w:t>Malta, February 1956: join Britain?</w:t>
       </w:r>
     </w:p>
     <w:p>
@@ -24,869 +39,132 @@
       <w:r>
         <w:rPr>
           <w:rFonts w:ascii="Times New Roman" w:hAnsi="Times New Roman"/>
-          <w:b/>
-          <w:i w:val="0"/>
+          <w:b w:val="0"/>
+          <w:i/>
           <w:color w:val="000000"/>
-          <w:sz w:val="30"/>
+          <w:sz w:val="23"/>
         </w:rPr>
-        <w:t>Malta: net official development assistance received, as a share of gross national income, 1970 to 1985</w:t>
+        <w:t>The class votes as Maltese voters, then learns what Britain did.</w:t>
       </w:r>
     </w:p>
     <w:p>
       <w:pPr>
-        <w:spacing w:after="120" w:line="264" w:lineRule="auto"/>
+        <w:spacing w:after="100" w:line="264" w:lineRule="auto"/>
       </w:pPr>
       <w:r>
         <w:rPr>
           <w:rFonts w:ascii="Times New Roman" w:hAnsi="Times New Roman"/>
-          <w:b w:val="0"/>
-          <w:i w:val="0"/>
+          <w:b/>
           <w:color w:val="000000"/>
         </w:rPr>
-        <w:t>Source: World Bank, World Development Indicators, indicator DT.ODA.ODAT.GN.ZS, net official development assistance received (per cent of GNI), read on 16 September 2026. The figures are reported to the OECD by the donor governments and divided by Malta's gross national income. Net means that repayments of earlier aid loans have been subtracted.</w:t>
+        <w:t xml:space="preserve">The proposal. </w:t>
+      </w:r>
+      <w:r>
+        <w:rPr>
+          <w:rFonts w:ascii="Times New Roman" w:hAnsi="Times New Roman"/>
+          <w:color w:val="000000"/>
+        </w:rPr>
+        <w:t>Malta would become part of the United Kingdom, with three Maltese members in the House of Commons, keeping its own parliament for local matters. The referendum question of 11 and 12 February 1956: did voters approve the proposals set out in the Malta Government Gazette of 10 January 1956.</w:t>
       </w:r>
     </w:p>
-    <w:tbl>
-      <w:tblPr>
-        <w:tblStyle w:val="TableGrid"/>
-        <w:tblW w:type="auto" w:w="0"/>
-        <w:tblLook w:firstColumn="1" w:firstRow="1" w:lastColumn="0" w:lastRow="0" w:noHBand="0" w:noVBand="1" w:val="04A0"/>
-      </w:tblPr>
-      <w:tblGrid>
-        <w:gridCol w:w="3249"/>
-        <w:gridCol w:w="3249"/>
-        <w:gridCol w:w="3249"/>
-      </w:tblGrid>
-      <w:tr>
-        <w:tc>
-          <w:tcPr>
-            <w:tcW w:type="dxa" w:w="3249"/>
-          </w:tcPr>
-          <w:p>
-            <w:r>
-              <w:rPr>
-                <w:rFonts w:ascii="Times New Roman" w:hAnsi="Times New Roman"/>
-                <w:b/>
-                <w:color w:val="000000"/>
-                <w:sz w:val="21"/>
-              </w:rPr>
-              <w:t>Year</w:t>
-            </w:r>
-          </w:p>
-        </w:tc>
-        <w:tc>
-          <w:tcPr>
-            <w:tcW w:type="dxa" w:w="3249"/>
-          </w:tcPr>
-          <w:p>
-            <w:r>
-              <w:rPr>
-                <w:rFonts w:ascii="Times New Roman" w:hAnsi="Times New Roman"/>
-                <w:b/>
-                <w:color w:val="000000"/>
-                <w:sz w:val="21"/>
-              </w:rPr>
-              <w:t>Per cent of GNI</w:t>
-            </w:r>
-          </w:p>
-        </w:tc>
-        <w:tc>
-          <w:tcPr>
-            <w:tcW w:type="dxa" w:w="3249"/>
-          </w:tcPr>
-          <w:p>
-            <w:r>
-              <w:rPr>
-                <w:rFonts w:ascii="Times New Roman" w:hAnsi="Times New Roman"/>
-                <w:b/>
-                <w:color w:val="000000"/>
-                <w:sz w:val="21"/>
-              </w:rPr>
-              <w:t>What happened that year</w:t>
-            </w:r>
-          </w:p>
-        </w:tc>
-      </w:tr>
-      <w:tr>
-        <w:tc>
-          <w:tcPr>
-            <w:tcW w:type="dxa" w:w="3249"/>
-          </w:tcPr>
-          <w:p>
-            <w:r>
-              <w:rPr>
-                <w:rFonts w:ascii="Times New Roman" w:hAnsi="Times New Roman"/>
-                <w:color w:val="000000"/>
-                <w:sz w:val="21"/>
-              </w:rPr>
-              <w:t>1970</w:t>
-            </w:r>
-          </w:p>
-        </w:tc>
-        <w:tc>
-          <w:tcPr>
-            <w:tcW w:type="dxa" w:w="3249"/>
-          </w:tcPr>
-          <w:p>
-            <w:r>
-              <w:rPr>
-                <w:rFonts w:ascii="Times New Roman" w:hAnsi="Times New Roman"/>
-                <w:color w:val="000000"/>
-                <w:sz w:val="21"/>
-              </w:rPr>
-              <w:t>7.2</w:t>
-            </w:r>
-          </w:p>
-        </w:tc>
-        <w:tc>
-          <w:tcPr>
-            <w:tcW w:type="dxa" w:w="3249"/>
-          </w:tcPr>
-          <w:p>
-            <w:r>
-              <w:rPr>
-                <w:rFonts w:ascii="Times New Roman" w:hAnsi="Times New Roman"/>
-                <w:color w:val="000000"/>
-                <w:sz w:val="21"/>
-              </w:rPr>
-            </w:r>
-          </w:p>
-        </w:tc>
-      </w:tr>
-      <w:tr>
-        <w:tc>
-          <w:tcPr>
-            <w:tcW w:type="dxa" w:w="3249"/>
-          </w:tcPr>
-          <w:p>
-            <w:r>
-              <w:rPr>
-                <w:rFonts w:ascii="Times New Roman" w:hAnsi="Times New Roman"/>
-                <w:color w:val="000000"/>
-                <w:sz w:val="21"/>
-              </w:rPr>
-              <w:t>1971</w:t>
-            </w:r>
-          </w:p>
-        </w:tc>
-        <w:tc>
-          <w:tcPr>
-            <w:tcW w:type="dxa" w:w="3249"/>
-          </w:tcPr>
-          <w:p>
-            <w:r>
-              <w:rPr>
-                <w:rFonts w:ascii="Times New Roman" w:hAnsi="Times New Roman"/>
-                <w:color w:val="000000"/>
-                <w:sz w:val="21"/>
-              </w:rPr>
-              <w:t>5.6</w:t>
-            </w:r>
-          </w:p>
-        </w:tc>
-        <w:tc>
-          <w:tcPr>
-            <w:tcW w:type="dxa" w:w="3249"/>
-          </w:tcPr>
-          <w:p>
-            <w:r>
-              <w:rPr>
-                <w:rFonts w:ascii="Times New Roman" w:hAnsi="Times New Roman"/>
-                <w:color w:val="000000"/>
-                <w:sz w:val="21"/>
-              </w:rPr>
-              <w:t>Dom Mintoff becomes prime minister (June)</w:t>
-            </w:r>
-          </w:p>
-        </w:tc>
-      </w:tr>
-      <w:tr>
-        <w:tc>
-          <w:tcPr>
-            <w:tcW w:type="dxa" w:w="3249"/>
-          </w:tcPr>
-          <w:p>
-            <w:r>
-              <w:rPr>
-                <w:rFonts w:ascii="Times New Roman" w:hAnsi="Times New Roman"/>
-                <w:color w:val="000000"/>
-                <w:sz w:val="21"/>
-              </w:rPr>
-              <w:t>1972</w:t>
-            </w:r>
-          </w:p>
-        </w:tc>
-        <w:tc>
-          <w:tcPr>
-            <w:tcW w:type="dxa" w:w="3249"/>
-          </w:tcPr>
-          <w:p>
-            <w:r>
-              <w:rPr>
-                <w:rFonts w:ascii="Times New Roman" w:hAnsi="Times New Roman"/>
-                <w:color w:val="000000"/>
-                <w:sz w:val="21"/>
-              </w:rPr>
-              <w:t>4.7</w:t>
-            </w:r>
-          </w:p>
-        </w:tc>
-        <w:tc>
-          <w:tcPr>
-            <w:tcW w:type="dxa" w:w="3249"/>
-          </w:tcPr>
-          <w:p>
-            <w:r>
-              <w:rPr>
-                <w:rFonts w:ascii="Times New Roman" w:hAnsi="Times New Roman"/>
-                <w:color w:val="000000"/>
-                <w:sz w:val="21"/>
-              </w:rPr>
-              <w:t>Defence agreement with Britain and NATO signed 26 March: 14 million pounds a year for seven years</w:t>
-            </w:r>
-          </w:p>
-        </w:tc>
-      </w:tr>
-      <w:tr>
-        <w:tc>
-          <w:tcPr>
-            <w:tcW w:type="dxa" w:w="3249"/>
-          </w:tcPr>
-          <w:p>
-            <w:r>
-              <w:rPr>
-                <w:rFonts w:ascii="Times New Roman" w:hAnsi="Times New Roman"/>
-                <w:color w:val="000000"/>
-                <w:sz w:val="21"/>
-              </w:rPr>
-              <w:t>1973</w:t>
-            </w:r>
-          </w:p>
-        </w:tc>
-        <w:tc>
-          <w:tcPr>
-            <w:tcW w:type="dxa" w:w="3249"/>
-          </w:tcPr>
-          <w:p>
-            <w:r>
-              <w:rPr>
-                <w:rFonts w:ascii="Times New Roman" w:hAnsi="Times New Roman"/>
-                <w:color w:val="000000"/>
-                <w:sz w:val="21"/>
-              </w:rPr>
-              <w:t>7.5</w:t>
-            </w:r>
-          </w:p>
-        </w:tc>
-        <w:tc>
-          <w:tcPr>
-            <w:tcW w:type="dxa" w:w="3249"/>
-          </w:tcPr>
-          <w:p>
-            <w:r>
-              <w:rPr>
-                <w:rFonts w:ascii="Times New Roman" w:hAnsi="Times New Roman"/>
-                <w:color w:val="000000"/>
-                <w:sz w:val="21"/>
-              </w:rPr>
-            </w:r>
-          </w:p>
-        </w:tc>
-      </w:tr>
-      <w:tr>
-        <w:tc>
-          <w:tcPr>
-            <w:tcW w:type="dxa" w:w="3249"/>
-          </w:tcPr>
-          <w:p>
-            <w:r>
-              <w:rPr>
-                <w:rFonts w:ascii="Times New Roman" w:hAnsi="Times New Roman"/>
-                <w:color w:val="000000"/>
-                <w:sz w:val="21"/>
-              </w:rPr>
-              <w:t>1974</w:t>
-            </w:r>
-          </w:p>
-        </w:tc>
-        <w:tc>
-          <w:tcPr>
-            <w:tcW w:type="dxa" w:w="3249"/>
-          </w:tcPr>
-          <w:p>
-            <w:r>
-              <w:rPr>
-                <w:rFonts w:ascii="Times New Roman" w:hAnsi="Times New Roman"/>
-                <w:color w:val="000000"/>
-                <w:sz w:val="21"/>
-              </w:rPr>
-              <w:t>5.2</w:t>
-            </w:r>
-          </w:p>
-        </w:tc>
-        <w:tc>
-          <w:tcPr>
-            <w:tcW w:type="dxa" w:w="3249"/>
-          </w:tcPr>
-          <w:p>
-            <w:r>
-              <w:rPr>
-                <w:rFonts w:ascii="Times New Roman" w:hAnsi="Times New Roman"/>
-                <w:color w:val="000000"/>
-                <w:sz w:val="21"/>
-              </w:rPr>
-              <w:t>Malta becomes a republic (December)</w:t>
-            </w:r>
-          </w:p>
-        </w:tc>
-      </w:tr>
-      <w:tr>
-        <w:tc>
-          <w:tcPr>
-            <w:tcW w:type="dxa" w:w="3249"/>
-          </w:tcPr>
-          <w:p>
-            <w:r>
-              <w:rPr>
-                <w:rFonts w:ascii="Times New Roman" w:hAnsi="Times New Roman"/>
-                <w:color w:val="000000"/>
-                <w:sz w:val="21"/>
-              </w:rPr>
-              <w:t>1975</w:t>
-            </w:r>
-          </w:p>
-        </w:tc>
-        <w:tc>
-          <w:tcPr>
-            <w:tcW w:type="dxa" w:w="3249"/>
-          </w:tcPr>
-          <w:p>
-            <w:r>
-              <w:rPr>
-                <w:rFonts w:ascii="Times New Roman" w:hAnsi="Times New Roman"/>
-                <w:color w:val="000000"/>
-                <w:sz w:val="21"/>
-              </w:rPr>
-              <w:t>6.4</w:t>
-            </w:r>
-          </w:p>
-        </w:tc>
-        <w:tc>
-          <w:tcPr>
-            <w:tcW w:type="dxa" w:w="3249"/>
-          </w:tcPr>
-          <w:p>
-            <w:r>
-              <w:rPr>
-                <w:rFonts w:ascii="Times New Roman" w:hAnsi="Times New Roman"/>
-                <w:color w:val="000000"/>
-                <w:sz w:val="21"/>
-              </w:rPr>
-            </w:r>
-          </w:p>
-        </w:tc>
-      </w:tr>
-      <w:tr>
-        <w:tc>
-          <w:tcPr>
-            <w:tcW w:type="dxa" w:w="3249"/>
-          </w:tcPr>
-          <w:p>
-            <w:r>
-              <w:rPr>
-                <w:rFonts w:ascii="Times New Roman" w:hAnsi="Times New Roman"/>
-                <w:color w:val="000000"/>
-                <w:sz w:val="21"/>
-              </w:rPr>
-              <w:t>1976</w:t>
-            </w:r>
-          </w:p>
-        </w:tc>
-        <w:tc>
-          <w:tcPr>
-            <w:tcW w:type="dxa" w:w="3249"/>
-          </w:tcPr>
-          <w:p>
-            <w:r>
-              <w:rPr>
-                <w:rFonts w:ascii="Times New Roman" w:hAnsi="Times New Roman"/>
-                <w:color w:val="000000"/>
-                <w:sz w:val="21"/>
-              </w:rPr>
-              <w:t>5.3</w:t>
-            </w:r>
-          </w:p>
-        </w:tc>
-        <w:tc>
-          <w:tcPr>
-            <w:tcW w:type="dxa" w:w="3249"/>
-          </w:tcPr>
-          <w:p>
-            <w:r>
-              <w:rPr>
-                <w:rFonts w:ascii="Times New Roman" w:hAnsi="Times New Roman"/>
-                <w:color w:val="000000"/>
-                <w:sz w:val="21"/>
-              </w:rPr>
-            </w:r>
-          </w:p>
-        </w:tc>
-      </w:tr>
-      <w:tr>
-        <w:tc>
-          <w:tcPr>
-            <w:tcW w:type="dxa" w:w="3249"/>
-          </w:tcPr>
-          <w:p>
-            <w:r>
-              <w:rPr>
-                <w:rFonts w:ascii="Times New Roman" w:hAnsi="Times New Roman"/>
-                <w:color w:val="000000"/>
-                <w:sz w:val="21"/>
-              </w:rPr>
-              <w:t>1977</w:t>
-            </w:r>
-          </w:p>
-        </w:tc>
-        <w:tc>
-          <w:tcPr>
-            <w:tcW w:type="dxa" w:w="3249"/>
-          </w:tcPr>
-          <w:p>
-            <w:r>
-              <w:rPr>
-                <w:rFonts w:ascii="Times New Roman" w:hAnsi="Times New Roman"/>
-                <w:color w:val="000000"/>
-                <w:sz w:val="21"/>
-              </w:rPr>
-              <w:t>4.6</w:t>
-            </w:r>
-          </w:p>
-        </w:tc>
-        <w:tc>
-          <w:tcPr>
-            <w:tcW w:type="dxa" w:w="3249"/>
-          </w:tcPr>
-          <w:p>
-            <w:r>
-              <w:rPr>
-                <w:rFonts w:ascii="Times New Roman" w:hAnsi="Times New Roman"/>
-                <w:color w:val="000000"/>
-                <w:sz w:val="21"/>
-              </w:rPr>
-            </w:r>
-          </w:p>
-        </w:tc>
-      </w:tr>
-      <w:tr>
-        <w:tc>
-          <w:tcPr>
-            <w:tcW w:type="dxa" w:w="3249"/>
-          </w:tcPr>
-          <w:p>
-            <w:r>
-              <w:rPr>
-                <w:rFonts w:ascii="Times New Roman" w:hAnsi="Times New Roman"/>
-                <w:color w:val="000000"/>
-                <w:sz w:val="21"/>
-              </w:rPr>
-              <w:t>1978</w:t>
-            </w:r>
-          </w:p>
-        </w:tc>
-        <w:tc>
-          <w:tcPr>
-            <w:tcW w:type="dxa" w:w="3249"/>
-          </w:tcPr>
-          <w:p>
-            <w:r>
-              <w:rPr>
-                <w:rFonts w:ascii="Times New Roman" w:hAnsi="Times New Roman"/>
-                <w:color w:val="000000"/>
-                <w:sz w:val="21"/>
-              </w:rPr>
-              <w:t>4.7</w:t>
-            </w:r>
-          </w:p>
-        </w:tc>
-        <w:tc>
-          <w:tcPr>
-            <w:tcW w:type="dxa" w:w="3249"/>
-          </w:tcPr>
-          <w:p>
-            <w:r>
-              <w:rPr>
-                <w:rFonts w:ascii="Times New Roman" w:hAnsi="Times New Roman"/>
-                <w:color w:val="000000"/>
-                <w:sz w:val="21"/>
-              </w:rPr>
-            </w:r>
-          </w:p>
-        </w:tc>
-      </w:tr>
-      <w:tr>
-        <w:tc>
-          <w:tcPr>
-            <w:tcW w:type="dxa" w:w="3249"/>
-          </w:tcPr>
-          <w:p>
-            <w:r>
-              <w:rPr>
-                <w:rFonts w:ascii="Times New Roman" w:hAnsi="Times New Roman"/>
-                <w:color w:val="000000"/>
-                <w:sz w:val="21"/>
-              </w:rPr>
-              <w:t>1979</w:t>
-            </w:r>
-          </w:p>
-        </w:tc>
-        <w:tc>
-          <w:tcPr>
-            <w:tcW w:type="dxa" w:w="3249"/>
-          </w:tcPr>
-          <w:p>
-            <w:r>
-              <w:rPr>
-                <w:rFonts w:ascii="Times New Roman" w:hAnsi="Times New Roman"/>
-                <w:color w:val="000000"/>
-                <w:sz w:val="21"/>
-              </w:rPr>
-              <w:t>5.0</w:t>
-            </w:r>
-          </w:p>
-        </w:tc>
-        <w:tc>
-          <w:tcPr>
-            <w:tcW w:type="dxa" w:w="3249"/>
-          </w:tcPr>
-          <w:p>
-            <w:r>
-              <w:rPr>
-                <w:rFonts w:ascii="Times New Roman" w:hAnsi="Times New Roman"/>
-                <w:color w:val="000000"/>
-                <w:sz w:val="21"/>
-              </w:rPr>
-              <w:t>The last British forces leave, 31 March</w:t>
-            </w:r>
-          </w:p>
-        </w:tc>
-      </w:tr>
-      <w:tr>
-        <w:tc>
-          <w:tcPr>
-            <w:tcW w:type="dxa" w:w="3249"/>
-          </w:tcPr>
-          <w:p>
-            <w:r>
-              <w:rPr>
-                <w:rFonts w:ascii="Times New Roman" w:hAnsi="Times New Roman"/>
-                <w:color w:val="000000"/>
-                <w:sz w:val="21"/>
-              </w:rPr>
-              <w:t>1980</w:t>
-            </w:r>
-          </w:p>
-        </w:tc>
-        <w:tc>
-          <w:tcPr>
-            <w:tcW w:type="dxa" w:w="3249"/>
-          </w:tcPr>
-          <w:p>
-            <w:r>
-              <w:rPr>
-                <w:rFonts w:ascii="Times New Roman" w:hAnsi="Times New Roman"/>
-                <w:color w:val="000000"/>
-                <w:sz w:val="21"/>
-              </w:rPr>
-              <w:t>1.2</w:t>
-            </w:r>
-          </w:p>
-        </w:tc>
-        <w:tc>
-          <w:tcPr>
-            <w:tcW w:type="dxa" w:w="3249"/>
-          </w:tcPr>
-          <w:p>
-            <w:r>
-              <w:rPr>
-                <w:rFonts w:ascii="Times New Roman" w:hAnsi="Times New Roman"/>
-                <w:color w:val="000000"/>
-                <w:sz w:val="21"/>
-              </w:rPr>
-            </w:r>
-          </w:p>
-        </w:tc>
-      </w:tr>
-      <w:tr>
-        <w:tc>
-          <w:tcPr>
-            <w:tcW w:type="dxa" w:w="3249"/>
-          </w:tcPr>
-          <w:p>
-            <w:r>
-              <w:rPr>
-                <w:rFonts w:ascii="Times New Roman" w:hAnsi="Times New Roman"/>
-                <w:color w:val="000000"/>
-                <w:sz w:val="21"/>
-              </w:rPr>
-              <w:t>1981</w:t>
-            </w:r>
-          </w:p>
-        </w:tc>
-        <w:tc>
-          <w:tcPr>
-            <w:tcW w:type="dxa" w:w="3249"/>
-          </w:tcPr>
-          <w:p>
-            <w:r>
-              <w:rPr>
-                <w:rFonts w:ascii="Times New Roman" w:hAnsi="Times New Roman"/>
-                <w:color w:val="000000"/>
-                <w:sz w:val="21"/>
-              </w:rPr>
-              <w:t>3.6</w:t>
-            </w:r>
-          </w:p>
-        </w:tc>
-        <w:tc>
-          <w:tcPr>
-            <w:tcW w:type="dxa" w:w="3249"/>
-          </w:tcPr>
-          <w:p>
-            <w:r>
-              <w:rPr>
-                <w:rFonts w:ascii="Times New Roman" w:hAnsi="Times New Roman"/>
-                <w:color w:val="000000"/>
-                <w:sz w:val="21"/>
-              </w:rPr>
-            </w:r>
-          </w:p>
-        </w:tc>
-      </w:tr>
-      <w:tr>
-        <w:tc>
-          <w:tcPr>
-            <w:tcW w:type="dxa" w:w="3249"/>
-          </w:tcPr>
-          <w:p>
-            <w:r>
-              <w:rPr>
-                <w:rFonts w:ascii="Times New Roman" w:hAnsi="Times New Roman"/>
-                <w:color w:val="000000"/>
-                <w:sz w:val="21"/>
-              </w:rPr>
-              <w:t>1982</w:t>
-            </w:r>
-          </w:p>
-        </w:tc>
-        <w:tc>
-          <w:tcPr>
-            <w:tcW w:type="dxa" w:w="3249"/>
-          </w:tcPr>
-          <w:p>
-            <w:r>
-              <w:rPr>
-                <w:rFonts w:ascii="Times New Roman" w:hAnsi="Times New Roman"/>
-                <w:color w:val="000000"/>
-                <w:sz w:val="21"/>
-              </w:rPr>
-              <w:t>1.8</w:t>
-            </w:r>
-          </w:p>
-        </w:tc>
-        <w:tc>
-          <w:tcPr>
-            <w:tcW w:type="dxa" w:w="3249"/>
-          </w:tcPr>
-          <w:p>
-            <w:r>
-              <w:rPr>
-                <w:rFonts w:ascii="Times New Roman" w:hAnsi="Times New Roman"/>
-                <w:color w:val="000000"/>
-                <w:sz w:val="21"/>
-              </w:rPr>
-            </w:r>
-          </w:p>
-        </w:tc>
-      </w:tr>
-      <w:tr>
-        <w:tc>
-          <w:tcPr>
-            <w:tcW w:type="dxa" w:w="3249"/>
-          </w:tcPr>
-          <w:p>
-            <w:r>
-              <w:rPr>
-                <w:rFonts w:ascii="Times New Roman" w:hAnsi="Times New Roman"/>
-                <w:color w:val="000000"/>
-                <w:sz w:val="21"/>
-              </w:rPr>
-              <w:t>1983</w:t>
-            </w:r>
-          </w:p>
-        </w:tc>
-        <w:tc>
-          <w:tcPr>
-            <w:tcW w:type="dxa" w:w="3249"/>
-          </w:tcPr>
-          <w:p>
-            <w:r>
-              <w:rPr>
-                <w:rFonts w:ascii="Times New Roman" w:hAnsi="Times New Roman"/>
-                <w:color w:val="000000"/>
-                <w:sz w:val="21"/>
-              </w:rPr>
-              <w:t>3.5</w:t>
-            </w:r>
-          </w:p>
-        </w:tc>
-        <w:tc>
-          <w:tcPr>
-            <w:tcW w:type="dxa" w:w="3249"/>
-          </w:tcPr>
-          <w:p>
-            <w:r>
-              <w:rPr>
-                <w:rFonts w:ascii="Times New Roman" w:hAnsi="Times New Roman"/>
-                <w:color w:val="000000"/>
-                <w:sz w:val="21"/>
-              </w:rPr>
-            </w:r>
-          </w:p>
-        </w:tc>
-      </w:tr>
-      <w:tr>
-        <w:tc>
-          <w:tcPr>
-            <w:tcW w:type="dxa" w:w="3249"/>
-          </w:tcPr>
-          <w:p>
-            <w:r>
-              <w:rPr>
-                <w:rFonts w:ascii="Times New Roman" w:hAnsi="Times New Roman"/>
-                <w:color w:val="000000"/>
-                <w:sz w:val="21"/>
-              </w:rPr>
-              <w:t>1984</w:t>
-            </w:r>
-          </w:p>
-        </w:tc>
-        <w:tc>
-          <w:tcPr>
-            <w:tcW w:type="dxa" w:w="3249"/>
-          </w:tcPr>
-          <w:p>
-            <w:r>
-              <w:rPr>
-                <w:rFonts w:ascii="Times New Roman" w:hAnsi="Times New Roman"/>
-                <w:color w:val="000000"/>
-                <w:sz w:val="21"/>
-              </w:rPr>
-              <w:t>0.9</w:t>
-            </w:r>
-          </w:p>
-        </w:tc>
-        <w:tc>
-          <w:tcPr>
-            <w:tcW w:type="dxa" w:w="3249"/>
-          </w:tcPr>
-          <w:p>
-            <w:r>
-              <w:rPr>
-                <w:rFonts w:ascii="Times New Roman" w:hAnsi="Times New Roman"/>
-                <w:color w:val="000000"/>
-                <w:sz w:val="21"/>
-              </w:rPr>
-            </w:r>
-          </w:p>
-        </w:tc>
-      </w:tr>
-      <w:tr>
-        <w:tc>
-          <w:tcPr>
-            <w:tcW w:type="dxa" w:w="3249"/>
-          </w:tcPr>
-          <w:p>
-            <w:r>
-              <w:rPr>
-                <w:rFonts w:ascii="Times New Roman" w:hAnsi="Times New Roman"/>
-                <w:color w:val="000000"/>
-                <w:sz w:val="21"/>
-              </w:rPr>
-              <w:t>1985</w:t>
-            </w:r>
-          </w:p>
-        </w:tc>
-        <w:tc>
-          <w:tcPr>
-            <w:tcW w:type="dxa" w:w="3249"/>
-          </w:tcPr>
-          <w:p>
-            <w:r>
-              <w:rPr>
-                <w:rFonts w:ascii="Times New Roman" w:hAnsi="Times New Roman"/>
-                <w:color w:val="000000"/>
-                <w:sz w:val="21"/>
-              </w:rPr>
-              <w:t>1.5</w:t>
-            </w:r>
-          </w:p>
-        </w:tc>
-        <w:tc>
-          <w:tcPr>
-            <w:tcW w:type="dxa" w:w="3249"/>
-          </w:tcPr>
-          <w:p>
-            <w:r>
-              <w:rPr>
-                <w:rFonts w:ascii="Times New Roman" w:hAnsi="Times New Roman"/>
-                <w:color w:val="000000"/>
-                <w:sz w:val="21"/>
-              </w:rPr>
-            </w:r>
-          </w:p>
-        </w:tc>
-      </w:tr>
-    </w:tbl>
     <w:p>
       <w:pPr>
-        <w:spacing w:after="80" w:line="264" w:lineRule="auto"/>
+        <w:spacing w:after="100" w:line="264" w:lineRule="auto"/>
       </w:pPr>
       <w:r>
         <w:rPr>
           <w:rFonts w:ascii="Times New Roman" w:hAnsi="Times New Roman"/>
-          <w:b w:val="0"/>
-          <w:i w:val="0"/>
+          <w:b/>
           <w:color w:val="000000"/>
         </w:rPr>
+        <w:t xml:space="preserve">The price Mintoff set. </w:t>
+      </w:r>
+      <w:r>
+        <w:rPr>
+          <w:rFonts w:ascii="Times New Roman" w:hAnsi="Times New Roman"/>
+          <w:color w:val="000000"/>
+        </w:rPr>
+        <w:t>Dom Mintoff, Labour prime minister, would only integrate with "economic equivalence": "comparable health, educational and social services; equivalent wages and salaries of government and imperial employees within the same timeframe" (Smith 2007, page 52). London costed "extending British social services and scales of expenditure to Malta at £10 million per annum" (page 57).</w:t>
       </w:r>
     </w:p>
     <w:p>
       <w:pPr>
-        <w:spacing w:after="120" w:line="264" w:lineRule="auto"/>
+        <w:spacing w:after="100" w:line="264" w:lineRule="auto"/>
       </w:pPr>
       <w:r>
         <w:rPr>
           <w:rFonts w:ascii="Times New Roman" w:hAnsi="Times New Roman"/>
-          <w:b w:val="0"/>
-          <w:i w:val="0"/>
+          <w:b/>
           <w:color w:val="000000"/>
         </w:rPr>
-        <w:t>The rule behind the number. A payment counts as official development assistance only if it comes from a government or an official agency, goes to a country on the OECD list of aid recipients, has the development and welfare of that country as its main purpose, and is a grant or a loan on much cheaper terms than a bank would give. The OECD Development Assistance Committee wrote these conditions in 1969 and tightened the loan rule in 1972. Malta stayed on the list of recipients until the 1990s; the series ends in 2000 at 0.5 per cent.</w:t>
+        <w:t xml:space="preserve">The opposition. </w:t>
+      </w:r>
+      <w:r>
+        <w:rPr>
+          <w:rFonts w:ascii="Times New Roman" w:hAnsi="Times New Roman"/>
+          <w:color w:val="000000"/>
+        </w:rPr>
+        <w:t>The Nationalist Party and the Catholic Church urged voters to stay away. The Church feared for its position under British law.</w:t>
       </w:r>
     </w:p>
     <w:p>
       <w:pPr>
-        <w:spacing w:after="120" w:line="264" w:lineRule="auto"/>
+        <w:spacing w:after="100" w:line="264" w:lineRule="auto"/>
       </w:pPr>
       <w:r>
         <w:rPr>
           <w:rFonts w:ascii="Times New Roman" w:hAnsi="Times New Roman"/>
-          <w:b w:val="0"/>
-          <w:i w:val="0"/>
+          <w:b/>
           <w:color w:val="000000"/>
         </w:rPr>
-        <w:t>Also on the record. Between 1946 and the late 1970s more than 140,000 Maltese left on assisted passages, 58 in every 100 of them to Australia, from a population of about 320,000 (King, 1979). The money they sent home is not in this table; it is in a different series, as remittances, which stood at 6.9 per cent of GDP in 1971.</w:t>
+        <w:t xml:space="preserve">The result. </w:t>
+      </w:r>
+      <w:r>
+        <w:rPr>
+          <w:rFonts w:ascii="Times New Roman" w:hAnsi="Times New Roman"/>
+          <w:color w:val="000000"/>
+        </w:rPr>
+        <w:t>Yes 67,607, no 20,177. Three votes in four for integration, but on a turnout of 59 per cent, so that "less than half of the total electorate (44.24 per cent) actually voted in favour" (Smith 2007, page 56).</w:t>
+      </w:r>
+    </w:p>
+    <w:p>
+      <w:pPr>
+        <w:spacing w:after="100" w:line="264" w:lineRule="auto"/>
+      </w:pPr>
+      <w:r>
+        <w:rPr>
+          <w:rFonts w:ascii="Times New Roman" w:hAnsi="Times New Roman"/>
+          <w:b/>
+          <w:color w:val="000000"/>
+        </w:rPr>
+        <w:t xml:space="preserve">What Britain did. </w:t>
+      </w:r>
+      <w:r>
+        <w:rPr>
+          <w:rFonts w:ascii="Times New Roman" w:hAnsi="Times New Roman"/>
+          <w:color w:val="000000"/>
+        </w:rPr>
+        <w:t>Called the result inconclusive. In 1957 its Defence White Paper cut the forces that employed Malta; an official minuted that if the dockyard, with about 12,000 workers, "is to be closed or substantially run down, Malta faces economic ruin" (page 63). Smith's conclusion: "Mintoff's determination to achieve equivalence as the price of integration clashed with the British government's concern to restrict its economic and financial liabilities" (page 66). Malta became independent on 21 September 1964.</w:t>
+      </w:r>
+    </w:p>
+    <w:p>
+      <w:pPr>
+        <w:spacing w:after="100" w:line="264" w:lineRule="auto"/>
+      </w:pPr>
+      <w:r>
+        <w:rPr>
+          <w:rFonts w:ascii="Times New Roman" w:hAnsi="Times New Roman"/>
+          <w:b/>
+          <w:color w:val="000000"/>
+        </w:rPr>
+        <w:t xml:space="preserve">Sources. </w:t>
+      </w:r>
+      <w:r>
+        <w:rPr>
+          <w:rFonts w:ascii="Times New Roman" w:hAnsi="Times New Roman"/>
+          <w:color w:val="000000"/>
+        </w:rPr>
+        <w:t>Smith, S. C. (2007) Journal of Imperial and Commonwealth History 35(1), 49 to 71, open access at the University of Malta library. Austin, D. (1971) Malta and the End of Empire, Frank Cass.</w:t>
       </w:r>
     </w:p>
     <w:p>
@@ -901,7 +179,7 @@
           <w:color w:val="000000"/>
           <w:sz w:val="26"/>
         </w:rPr>
-        <w:t>The task, twenty minutes</w:t>
+        <w:t>Build the lesson, twelve minutes</w:t>
       </w:r>
     </w:p>
     <w:p>
@@ -915,7 +193,7 @@
           <w:i w:val="0"/>
           <w:color w:val="000000"/>
         </w:rPr>
-        <w:t>Read the page together. Write down what the figure counts, who made the record, and what it leaves out. Then write the two questions you would put to a class of sixteen year olds about this page, and the answer you would hope for. Every question must be answerable from the page, or must name what the students would need to find out and where. One person reports for the group in two minutes.</w:t>
+        <w:t>One source on the screen, in the words of this page. One question the class must answer before it knows the outcome. A vote or a choice, made in role. The reveal. One sentence on what the decision tells us about being small. Every fact comes from this page; the sources are given with page numbers so that you can say where each number comes from. Name your teacher; four minutes to teach.</w:t>
       </w:r>
     </w:p>
     <w:p>
@@ -935,7 +213,22 @@
           <w:color w:val="000000"/>
           <w:sz w:val="26"/>
         </w:rPr>
-        <w:t>Source pack B</w:t>
+        <w:t>Room 2</w:t>
+      </w:r>
+    </w:p>
+    <w:p>
+      <w:pPr>
+        <w:spacing w:after="80" w:line="264" w:lineRule="auto"/>
+      </w:pPr>
+      <w:r>
+        <w:rPr>
+          <w:rFonts w:ascii="Times New Roman" w:hAnsi="Times New Roman"/>
+          <w:b/>
+          <w:i w:val="0"/>
+          <w:color w:val="000000"/>
+          <w:sz w:val="30"/>
+        </w:rPr>
+        <w:t>Malta, March 1972: what is a harbour worth?</w:t>
       </w:r>
     </w:p>
     <w:p>
@@ -945,1144 +238,132 @@
       <w:r>
         <w:rPr>
           <w:rFonts w:ascii="Times New Roman" w:hAnsi="Times New Roman"/>
-          <w:b/>
-          <w:i w:val="0"/>
+          <w:b w:val="0"/>
+          <w:i/>
           <w:color w:val="000000"/>
-          <w:sz w:val="30"/>
+          <w:sz w:val="23"/>
         </w:rPr>
-        <w:t>Portugal: personal remittances received, as a share of GDP, 1975 to 1995</w:t>
+        <w:t>The class negotiates as Mintoff, then learns the price and what happened in 1979.</w:t>
       </w:r>
     </w:p>
     <w:p>
       <w:pPr>
-        <w:spacing w:after="120" w:line="264" w:lineRule="auto"/>
+        <w:spacing w:after="100" w:line="264" w:lineRule="auto"/>
       </w:pPr>
       <w:r>
         <w:rPr>
           <w:rFonts w:ascii="Times New Roman" w:hAnsi="Times New Roman"/>
-          <w:b w:val="0"/>
-          <w:i w:val="0"/>
+          <w:b/>
           <w:color w:val="000000"/>
         </w:rPr>
-        <w:t>Source: World Bank, World Development Indicators, indicator BX.TRF.PWKR.DT.GD.ZS, personal remittances received (per cent of GDP), read on 16 September 2026. The figures come from the Bank of Portugal's balance of payments, which adds together what banks and transfer companies reported paying out to households.</w:t>
+        <w:t xml:space="preserve">The position. </w:t>
+      </w:r>
+      <w:r>
+        <w:rPr>
+          <w:rFonts w:ascii="Times New Roman" w:hAnsi="Times New Roman"/>
+          <w:color w:val="000000"/>
+        </w:rPr>
+        <w:t>Britain had used Malta's Grand Harbour since 1800. The 1964 treaty gave it the base for ten years for "modest loans and grants" (Fenech 1997, page 155). Mintoff, re-elected in 1971, told Britain the base had a rent, and that Libya and the Soviet Union might pay it.</w:t>
       </w:r>
     </w:p>
-    <w:tbl>
-      <w:tblPr>
-        <w:tblStyle w:val="TableGrid"/>
-        <w:tblW w:type="auto" w:w="0"/>
-        <w:tblLook w:firstColumn="1" w:firstRow="1" w:lastColumn="0" w:lastRow="0" w:noHBand="0" w:noVBand="1" w:val="04A0"/>
-      </w:tblPr>
-      <w:tblGrid>
-        <w:gridCol w:w="3249"/>
-        <w:gridCol w:w="3249"/>
-        <w:gridCol w:w="3249"/>
-      </w:tblGrid>
-      <w:tr>
-        <w:tc>
-          <w:tcPr>
-            <w:tcW w:type="dxa" w:w="3249"/>
-          </w:tcPr>
-          <w:p>
-            <w:r>
-              <w:rPr>
-                <w:rFonts w:ascii="Times New Roman" w:hAnsi="Times New Roman"/>
-                <w:b/>
-                <w:color w:val="000000"/>
-                <w:sz w:val="21"/>
-              </w:rPr>
-              <w:t>Year</w:t>
-            </w:r>
-          </w:p>
-        </w:tc>
-        <w:tc>
-          <w:tcPr>
-            <w:tcW w:type="dxa" w:w="3249"/>
-          </w:tcPr>
-          <w:p>
-            <w:r>
-              <w:rPr>
-                <w:rFonts w:ascii="Times New Roman" w:hAnsi="Times New Roman"/>
-                <w:b/>
-                <w:color w:val="000000"/>
-                <w:sz w:val="21"/>
-              </w:rPr>
-              <w:t>Per cent of GDP</w:t>
-            </w:r>
-          </w:p>
-        </w:tc>
-        <w:tc>
-          <w:tcPr>
-            <w:tcW w:type="dxa" w:w="3249"/>
-          </w:tcPr>
-          <w:p>
-            <w:r>
-              <w:rPr>
-                <w:rFonts w:ascii="Times New Roman" w:hAnsi="Times New Roman"/>
-                <w:b/>
-                <w:color w:val="000000"/>
-                <w:sz w:val="21"/>
-              </w:rPr>
-              <w:t>What happened that year</w:t>
-            </w:r>
-          </w:p>
-        </w:tc>
-      </w:tr>
-      <w:tr>
-        <w:tc>
-          <w:tcPr>
-            <w:tcW w:type="dxa" w:w="3249"/>
-          </w:tcPr>
-          <w:p>
-            <w:r>
-              <w:rPr>
-                <w:rFonts w:ascii="Times New Roman" w:hAnsi="Times New Roman"/>
-                <w:color w:val="000000"/>
-                <w:sz w:val="21"/>
-              </w:rPr>
-              <w:t>1974</w:t>
-            </w:r>
-          </w:p>
-        </w:tc>
-        <w:tc>
-          <w:tcPr>
-            <w:tcW w:type="dxa" w:w="3249"/>
-          </w:tcPr>
-          <w:p>
-            <w:r>
-              <w:rPr>
-                <w:rFonts w:ascii="Times New Roman" w:hAnsi="Times New Roman"/>
-                <w:color w:val="000000"/>
-                <w:sz w:val="21"/>
-              </w:rPr>
-              <w:t>no figure</w:t>
-            </w:r>
-          </w:p>
-        </w:tc>
-        <w:tc>
-          <w:tcPr>
-            <w:tcW w:type="dxa" w:w="3249"/>
-          </w:tcPr>
-          <w:p>
-            <w:r>
-              <w:rPr>
-                <w:rFonts w:ascii="Times New Roman" w:hAnsi="Times New Roman"/>
-                <w:color w:val="000000"/>
-                <w:sz w:val="21"/>
-              </w:rPr>
-              <w:t>Revolution of 25 April ends the dictatorship; the colonial wars end</w:t>
-            </w:r>
-          </w:p>
-        </w:tc>
-      </w:tr>
-      <w:tr>
-        <w:tc>
-          <w:tcPr>
-            <w:tcW w:type="dxa" w:w="3249"/>
-          </w:tcPr>
-          <w:p>
-            <w:r>
-              <w:rPr>
-                <w:rFonts w:ascii="Times New Roman" w:hAnsi="Times New Roman"/>
-                <w:color w:val="000000"/>
-                <w:sz w:val="21"/>
-              </w:rPr>
-              <w:t>1975</w:t>
-            </w:r>
-          </w:p>
-        </w:tc>
-        <w:tc>
-          <w:tcPr>
-            <w:tcW w:type="dxa" w:w="3249"/>
-          </w:tcPr>
-          <w:p>
-            <w:r>
-              <w:rPr>
-                <w:rFonts w:ascii="Times New Roman" w:hAnsi="Times New Roman"/>
-                <w:color w:val="000000"/>
-                <w:sz w:val="21"/>
-              </w:rPr>
-              <w:t>5.8</w:t>
-            </w:r>
-          </w:p>
-        </w:tc>
-        <w:tc>
-          <w:tcPr>
-            <w:tcW w:type="dxa" w:w="3249"/>
-          </w:tcPr>
-          <w:p>
-            <w:r>
-              <w:rPr>
-                <w:rFonts w:ascii="Times New Roman" w:hAnsi="Times New Roman"/>
-                <w:color w:val="000000"/>
-                <w:sz w:val="21"/>
-              </w:rPr>
-            </w:r>
-          </w:p>
-        </w:tc>
-      </w:tr>
-      <w:tr>
-        <w:tc>
-          <w:tcPr>
-            <w:tcW w:type="dxa" w:w="3249"/>
-          </w:tcPr>
-          <w:p>
-            <w:r>
-              <w:rPr>
-                <w:rFonts w:ascii="Times New Roman" w:hAnsi="Times New Roman"/>
-                <w:color w:val="000000"/>
-                <w:sz w:val="21"/>
-              </w:rPr>
-              <w:t>1976</w:t>
-            </w:r>
-          </w:p>
-        </w:tc>
-        <w:tc>
-          <w:tcPr>
-            <w:tcW w:type="dxa" w:w="3249"/>
-          </w:tcPr>
-          <w:p>
-            <w:r>
-              <w:rPr>
-                <w:rFonts w:ascii="Times New Roman" w:hAnsi="Times New Roman"/>
-                <w:color w:val="000000"/>
-                <w:sz w:val="21"/>
-              </w:rPr>
-              <w:t>4.5</w:t>
-            </w:r>
-          </w:p>
-        </w:tc>
-        <w:tc>
-          <w:tcPr>
-            <w:tcW w:type="dxa" w:w="3249"/>
-          </w:tcPr>
-          <w:p>
-            <w:r>
-              <w:rPr>
-                <w:rFonts w:ascii="Times New Roman" w:hAnsi="Times New Roman"/>
-                <w:color w:val="000000"/>
-                <w:sz w:val="21"/>
-              </w:rPr>
-            </w:r>
-          </w:p>
-        </w:tc>
-      </w:tr>
-      <w:tr>
-        <w:tc>
-          <w:tcPr>
-            <w:tcW w:type="dxa" w:w="3249"/>
-          </w:tcPr>
-          <w:p>
-            <w:r>
-              <w:rPr>
-                <w:rFonts w:ascii="Times New Roman" w:hAnsi="Times New Roman"/>
-                <w:color w:val="000000"/>
-                <w:sz w:val="21"/>
-              </w:rPr>
-              <w:t>1977</w:t>
-            </w:r>
-          </w:p>
-        </w:tc>
-        <w:tc>
-          <w:tcPr>
-            <w:tcW w:type="dxa" w:w="3249"/>
-          </w:tcPr>
-          <w:p>
-            <w:r>
-              <w:rPr>
-                <w:rFonts w:ascii="Times New Roman" w:hAnsi="Times New Roman"/>
-                <w:color w:val="000000"/>
-                <w:sz w:val="21"/>
-              </w:rPr>
-              <w:t>5.6</w:t>
-            </w:r>
-          </w:p>
-        </w:tc>
-        <w:tc>
-          <w:tcPr>
-            <w:tcW w:type="dxa" w:w="3249"/>
-          </w:tcPr>
-          <w:p>
-            <w:r>
-              <w:rPr>
-                <w:rFonts w:ascii="Times New Roman" w:hAnsi="Times New Roman"/>
-                <w:color w:val="000000"/>
-                <w:sz w:val="21"/>
-              </w:rPr>
-            </w:r>
-          </w:p>
-        </w:tc>
-      </w:tr>
-      <w:tr>
-        <w:tc>
-          <w:tcPr>
-            <w:tcW w:type="dxa" w:w="3249"/>
-          </w:tcPr>
-          <w:p>
-            <w:r>
-              <w:rPr>
-                <w:rFonts w:ascii="Times New Roman" w:hAnsi="Times New Roman"/>
-                <w:color w:val="000000"/>
-                <w:sz w:val="21"/>
-              </w:rPr>
-              <w:t>1978</w:t>
-            </w:r>
-          </w:p>
-        </w:tc>
-        <w:tc>
-          <w:tcPr>
-            <w:tcW w:type="dxa" w:w="3249"/>
-          </w:tcPr>
-          <w:p>
-            <w:r>
-              <w:rPr>
-                <w:rFonts w:ascii="Times New Roman" w:hAnsi="Times New Roman"/>
-                <w:color w:val="000000"/>
-                <w:sz w:val="21"/>
-              </w:rPr>
-              <w:t>7.2</w:t>
-            </w:r>
-          </w:p>
-        </w:tc>
-        <w:tc>
-          <w:tcPr>
-            <w:tcW w:type="dxa" w:w="3249"/>
-          </w:tcPr>
-          <w:p>
-            <w:r>
-              <w:rPr>
-                <w:rFonts w:ascii="Times New Roman" w:hAnsi="Times New Roman"/>
-                <w:color w:val="000000"/>
-                <w:sz w:val="21"/>
-              </w:rPr>
-            </w:r>
-          </w:p>
-        </w:tc>
-      </w:tr>
-      <w:tr>
-        <w:tc>
-          <w:tcPr>
-            <w:tcW w:type="dxa" w:w="3249"/>
-          </w:tcPr>
-          <w:p>
-            <w:r>
-              <w:rPr>
-                <w:rFonts w:ascii="Times New Roman" w:hAnsi="Times New Roman"/>
-                <w:color w:val="000000"/>
-                <w:sz w:val="21"/>
-              </w:rPr>
-              <w:t>1979</w:t>
-            </w:r>
-          </w:p>
-        </w:tc>
-        <w:tc>
-          <w:tcPr>
-            <w:tcW w:type="dxa" w:w="3249"/>
-          </w:tcPr>
-          <w:p>
-            <w:r>
-              <w:rPr>
-                <w:rFonts w:ascii="Times New Roman" w:hAnsi="Times New Roman"/>
-                <w:color w:val="000000"/>
-                <w:sz w:val="21"/>
-              </w:rPr>
-              <w:t>9.3</w:t>
-            </w:r>
-          </w:p>
-        </w:tc>
-        <w:tc>
-          <w:tcPr>
-            <w:tcW w:type="dxa" w:w="3249"/>
-          </w:tcPr>
-          <w:p>
-            <w:r>
-              <w:rPr>
-                <w:rFonts w:ascii="Times New Roman" w:hAnsi="Times New Roman"/>
-                <w:color w:val="000000"/>
-                <w:sz w:val="21"/>
-              </w:rPr>
-            </w:r>
-          </w:p>
-        </w:tc>
-      </w:tr>
-      <w:tr>
-        <w:tc>
-          <w:tcPr>
-            <w:tcW w:type="dxa" w:w="3249"/>
-          </w:tcPr>
-          <w:p>
-            <w:r>
-              <w:rPr>
-                <w:rFonts w:ascii="Times New Roman" w:hAnsi="Times New Roman"/>
-                <w:color w:val="000000"/>
-                <w:sz w:val="21"/>
-              </w:rPr>
-              <w:t>1980</w:t>
-            </w:r>
-          </w:p>
-        </w:tc>
-        <w:tc>
-          <w:tcPr>
-            <w:tcW w:type="dxa" w:w="3249"/>
-          </w:tcPr>
-          <w:p>
-            <w:r>
-              <w:rPr>
-                <w:rFonts w:ascii="Times New Roman" w:hAnsi="Times New Roman"/>
-                <w:color w:val="000000"/>
-                <w:sz w:val="21"/>
-              </w:rPr>
-              <w:t>9.0</w:t>
-            </w:r>
-          </w:p>
-        </w:tc>
-        <w:tc>
-          <w:tcPr>
-            <w:tcW w:type="dxa" w:w="3249"/>
-          </w:tcPr>
-          <w:p>
-            <w:r>
-              <w:rPr>
-                <w:rFonts w:ascii="Times New Roman" w:hAnsi="Times New Roman"/>
-                <w:color w:val="000000"/>
-                <w:sz w:val="21"/>
-              </w:rPr>
-            </w:r>
-          </w:p>
-        </w:tc>
-      </w:tr>
-      <w:tr>
-        <w:tc>
-          <w:tcPr>
-            <w:tcW w:type="dxa" w:w="3249"/>
-          </w:tcPr>
-          <w:p>
-            <w:r>
-              <w:rPr>
-                <w:rFonts w:ascii="Times New Roman" w:hAnsi="Times New Roman"/>
-                <w:color w:val="000000"/>
-                <w:sz w:val="21"/>
-              </w:rPr>
-              <w:t>1981</w:t>
-            </w:r>
-          </w:p>
-        </w:tc>
-        <w:tc>
-          <w:tcPr>
-            <w:tcW w:type="dxa" w:w="3249"/>
-          </w:tcPr>
-          <w:p>
-            <w:r>
-              <w:rPr>
-                <w:rFonts w:ascii="Times New Roman" w:hAnsi="Times New Roman"/>
-                <w:color w:val="000000"/>
-                <w:sz w:val="21"/>
-              </w:rPr>
-              <w:t>9.0</w:t>
-            </w:r>
-          </w:p>
-        </w:tc>
-        <w:tc>
-          <w:tcPr>
-            <w:tcW w:type="dxa" w:w="3249"/>
-          </w:tcPr>
-          <w:p>
-            <w:r>
-              <w:rPr>
-                <w:rFonts w:ascii="Times New Roman" w:hAnsi="Times New Roman"/>
-                <w:color w:val="000000"/>
-                <w:sz w:val="21"/>
-              </w:rPr>
-            </w:r>
-          </w:p>
-        </w:tc>
-      </w:tr>
-      <w:tr>
-        <w:tc>
-          <w:tcPr>
-            <w:tcW w:type="dxa" w:w="3249"/>
-          </w:tcPr>
-          <w:p>
-            <w:r>
-              <w:rPr>
-                <w:rFonts w:ascii="Times New Roman" w:hAnsi="Times New Roman"/>
-                <w:color w:val="000000"/>
-                <w:sz w:val="21"/>
-              </w:rPr>
-              <w:t>1982</w:t>
-            </w:r>
-          </w:p>
-        </w:tc>
-        <w:tc>
-          <w:tcPr>
-            <w:tcW w:type="dxa" w:w="3249"/>
-          </w:tcPr>
-          <w:p>
-            <w:r>
-              <w:rPr>
-                <w:rFonts w:ascii="Times New Roman" w:hAnsi="Times New Roman"/>
-                <w:color w:val="000000"/>
-                <w:sz w:val="21"/>
-              </w:rPr>
-              <w:t>8.6</w:t>
-            </w:r>
-          </w:p>
-        </w:tc>
-        <w:tc>
-          <w:tcPr>
-            <w:tcW w:type="dxa" w:w="3249"/>
-          </w:tcPr>
-          <w:p>
-            <w:r>
-              <w:rPr>
-                <w:rFonts w:ascii="Times New Roman" w:hAnsi="Times New Roman"/>
-                <w:color w:val="000000"/>
-                <w:sz w:val="21"/>
-              </w:rPr>
-            </w:r>
-          </w:p>
-        </w:tc>
-      </w:tr>
-      <w:tr>
-        <w:tc>
-          <w:tcPr>
-            <w:tcW w:type="dxa" w:w="3249"/>
-          </w:tcPr>
-          <w:p>
-            <w:r>
-              <w:rPr>
-                <w:rFonts w:ascii="Times New Roman" w:hAnsi="Times New Roman"/>
-                <w:color w:val="000000"/>
-                <w:sz w:val="21"/>
-              </w:rPr>
-              <w:t>1983</w:t>
-            </w:r>
-          </w:p>
-        </w:tc>
-        <w:tc>
-          <w:tcPr>
-            <w:tcW w:type="dxa" w:w="3249"/>
-          </w:tcPr>
-          <w:p>
-            <w:r>
-              <w:rPr>
-                <w:rFonts w:ascii="Times New Roman" w:hAnsi="Times New Roman"/>
-                <w:color w:val="000000"/>
-                <w:sz w:val="21"/>
-              </w:rPr>
-              <w:t>8.0</w:t>
-            </w:r>
-          </w:p>
-        </w:tc>
-        <w:tc>
-          <w:tcPr>
-            <w:tcW w:type="dxa" w:w="3249"/>
-          </w:tcPr>
-          <w:p>
-            <w:r>
-              <w:rPr>
-                <w:rFonts w:ascii="Times New Roman" w:hAnsi="Times New Roman"/>
-                <w:color w:val="000000"/>
-                <w:sz w:val="21"/>
-              </w:rPr>
-            </w:r>
-          </w:p>
-        </w:tc>
-      </w:tr>
-      <w:tr>
-        <w:tc>
-          <w:tcPr>
-            <w:tcW w:type="dxa" w:w="3249"/>
-          </w:tcPr>
-          <w:p>
-            <w:r>
-              <w:rPr>
-                <w:rFonts w:ascii="Times New Roman" w:hAnsi="Times New Roman"/>
-                <w:color w:val="000000"/>
-                <w:sz w:val="21"/>
-              </w:rPr>
-              <w:t>1984</w:t>
-            </w:r>
-          </w:p>
-        </w:tc>
-        <w:tc>
-          <w:tcPr>
-            <w:tcW w:type="dxa" w:w="3249"/>
-          </w:tcPr>
-          <w:p>
-            <w:r>
-              <w:rPr>
-                <w:rFonts w:ascii="Times New Roman" w:hAnsi="Times New Roman"/>
-                <w:color w:val="000000"/>
-                <w:sz w:val="21"/>
-              </w:rPr>
-              <w:t>8.7</w:t>
-            </w:r>
-          </w:p>
-        </w:tc>
-        <w:tc>
-          <w:tcPr>
-            <w:tcW w:type="dxa" w:w="3249"/>
-          </w:tcPr>
-          <w:p>
-            <w:r>
-              <w:rPr>
-                <w:rFonts w:ascii="Times New Roman" w:hAnsi="Times New Roman"/>
-                <w:color w:val="000000"/>
-                <w:sz w:val="21"/>
-              </w:rPr>
-            </w:r>
-          </w:p>
-        </w:tc>
-      </w:tr>
-      <w:tr>
-        <w:tc>
-          <w:tcPr>
-            <w:tcW w:type="dxa" w:w="3249"/>
-          </w:tcPr>
-          <w:p>
-            <w:r>
-              <w:rPr>
-                <w:rFonts w:ascii="Times New Roman" w:hAnsi="Times New Roman"/>
-                <w:color w:val="000000"/>
-                <w:sz w:val="21"/>
-              </w:rPr>
-              <w:t>1985</w:t>
-            </w:r>
-          </w:p>
-        </w:tc>
-        <w:tc>
-          <w:tcPr>
-            <w:tcW w:type="dxa" w:w="3249"/>
-          </w:tcPr>
-          <w:p>
-            <w:r>
-              <w:rPr>
-                <w:rFonts w:ascii="Times New Roman" w:hAnsi="Times New Roman"/>
-                <w:color w:val="000000"/>
-                <w:sz w:val="21"/>
-              </w:rPr>
-              <w:t>8.0</w:t>
-            </w:r>
-          </w:p>
-        </w:tc>
-        <w:tc>
-          <w:tcPr>
-            <w:tcW w:type="dxa" w:w="3249"/>
-          </w:tcPr>
-          <w:p>
-            <w:r>
-              <w:rPr>
-                <w:rFonts w:ascii="Times New Roman" w:hAnsi="Times New Roman"/>
-                <w:color w:val="000000"/>
-                <w:sz w:val="21"/>
-              </w:rPr>
-            </w:r>
-          </w:p>
-        </w:tc>
-      </w:tr>
-      <w:tr>
-        <w:tc>
-          <w:tcPr>
-            <w:tcW w:type="dxa" w:w="3249"/>
-          </w:tcPr>
-          <w:p>
-            <w:r>
-              <w:rPr>
-                <w:rFonts w:ascii="Times New Roman" w:hAnsi="Times New Roman"/>
-                <w:color w:val="000000"/>
-                <w:sz w:val="21"/>
-              </w:rPr>
-              <w:t>1986</w:t>
-            </w:r>
-          </w:p>
-        </w:tc>
-        <w:tc>
-          <w:tcPr>
-            <w:tcW w:type="dxa" w:w="3249"/>
-          </w:tcPr>
-          <w:p>
-            <w:r>
-              <w:rPr>
-                <w:rFonts w:ascii="Times New Roman" w:hAnsi="Times New Roman"/>
-                <w:color w:val="000000"/>
-                <w:sz w:val="21"/>
-              </w:rPr>
-              <w:t>6.9</w:t>
-            </w:r>
-          </w:p>
-        </w:tc>
-        <w:tc>
-          <w:tcPr>
-            <w:tcW w:type="dxa" w:w="3249"/>
-          </w:tcPr>
-          <w:p>
-            <w:r>
-              <w:rPr>
-                <w:rFonts w:ascii="Times New Roman" w:hAnsi="Times New Roman"/>
-                <w:color w:val="000000"/>
-                <w:sz w:val="21"/>
-              </w:rPr>
-              <w:t>Portugal joins the European Community, 1 January</w:t>
-            </w:r>
-          </w:p>
-        </w:tc>
-      </w:tr>
-      <w:tr>
-        <w:tc>
-          <w:tcPr>
-            <w:tcW w:type="dxa" w:w="3249"/>
-          </w:tcPr>
-          <w:p>
-            <w:r>
-              <w:rPr>
-                <w:rFonts w:ascii="Times New Roman" w:hAnsi="Times New Roman"/>
-                <w:color w:val="000000"/>
-                <w:sz w:val="21"/>
-              </w:rPr>
-              <w:t>1987</w:t>
-            </w:r>
-          </w:p>
-        </w:tc>
-        <w:tc>
-          <w:tcPr>
-            <w:tcW w:type="dxa" w:w="3249"/>
-          </w:tcPr>
-          <w:p>
-            <w:r>
-              <w:rPr>
-                <w:rFonts w:ascii="Times New Roman" w:hAnsi="Times New Roman"/>
-                <w:color w:val="000000"/>
-                <w:sz w:val="21"/>
-              </w:rPr>
-              <w:t>7.0</w:t>
-            </w:r>
-          </w:p>
-        </w:tc>
-        <w:tc>
-          <w:tcPr>
-            <w:tcW w:type="dxa" w:w="3249"/>
-          </w:tcPr>
-          <w:p>
-            <w:r>
-              <w:rPr>
-                <w:rFonts w:ascii="Times New Roman" w:hAnsi="Times New Roman"/>
-                <w:color w:val="000000"/>
-                <w:sz w:val="21"/>
-              </w:rPr>
-            </w:r>
-          </w:p>
-        </w:tc>
-      </w:tr>
-      <w:tr>
-        <w:tc>
-          <w:tcPr>
-            <w:tcW w:type="dxa" w:w="3249"/>
-          </w:tcPr>
-          <w:p>
-            <w:r>
-              <w:rPr>
-                <w:rFonts w:ascii="Times New Roman" w:hAnsi="Times New Roman"/>
-                <w:color w:val="000000"/>
-                <w:sz w:val="21"/>
-              </w:rPr>
-              <w:t>1988</w:t>
-            </w:r>
-          </w:p>
-        </w:tc>
-        <w:tc>
-          <w:tcPr>
-            <w:tcW w:type="dxa" w:w="3249"/>
-          </w:tcPr>
-          <w:p>
-            <w:r>
-              <w:rPr>
-                <w:rFonts w:ascii="Times New Roman" w:hAnsi="Times New Roman"/>
-                <w:color w:val="000000"/>
-                <w:sz w:val="21"/>
-              </w:rPr>
-              <w:t>6.3</w:t>
-            </w:r>
-          </w:p>
-        </w:tc>
-        <w:tc>
-          <w:tcPr>
-            <w:tcW w:type="dxa" w:w="3249"/>
-          </w:tcPr>
-          <w:p>
-            <w:r>
-              <w:rPr>
-                <w:rFonts w:ascii="Times New Roman" w:hAnsi="Times New Roman"/>
-                <w:color w:val="000000"/>
-                <w:sz w:val="21"/>
-              </w:rPr>
-            </w:r>
-          </w:p>
-        </w:tc>
-      </w:tr>
-      <w:tr>
-        <w:tc>
-          <w:tcPr>
-            <w:tcW w:type="dxa" w:w="3249"/>
-          </w:tcPr>
-          <w:p>
-            <w:r>
-              <w:rPr>
-                <w:rFonts w:ascii="Times New Roman" w:hAnsi="Times New Roman"/>
-                <w:color w:val="000000"/>
-                <w:sz w:val="21"/>
-              </w:rPr>
-              <w:t>1989</w:t>
-            </w:r>
-          </w:p>
-        </w:tc>
-        <w:tc>
-          <w:tcPr>
-            <w:tcW w:type="dxa" w:w="3249"/>
-          </w:tcPr>
-          <w:p>
-            <w:r>
-              <w:rPr>
-                <w:rFonts w:ascii="Times New Roman" w:hAnsi="Times New Roman"/>
-                <w:color w:val="000000"/>
-                <w:sz w:val="21"/>
-              </w:rPr>
-              <w:t>6.1</w:t>
-            </w:r>
-          </w:p>
-        </w:tc>
-        <w:tc>
-          <w:tcPr>
-            <w:tcW w:type="dxa" w:w="3249"/>
-          </w:tcPr>
-          <w:p>
-            <w:r>
-              <w:rPr>
-                <w:rFonts w:ascii="Times New Roman" w:hAnsi="Times New Roman"/>
-                <w:color w:val="000000"/>
-                <w:sz w:val="21"/>
-              </w:rPr>
-            </w:r>
-          </w:p>
-        </w:tc>
-      </w:tr>
-      <w:tr>
-        <w:tc>
-          <w:tcPr>
-            <w:tcW w:type="dxa" w:w="3249"/>
-          </w:tcPr>
-          <w:p>
-            <w:r>
-              <w:rPr>
-                <w:rFonts w:ascii="Times New Roman" w:hAnsi="Times New Roman"/>
-                <w:color w:val="000000"/>
-                <w:sz w:val="21"/>
-              </w:rPr>
-              <w:t>1990</w:t>
-            </w:r>
-          </w:p>
-        </w:tc>
-        <w:tc>
-          <w:tcPr>
-            <w:tcW w:type="dxa" w:w="3249"/>
-          </w:tcPr>
-          <w:p>
-            <w:r>
-              <w:rPr>
-                <w:rFonts w:ascii="Times New Roman" w:hAnsi="Times New Roman"/>
-                <w:color w:val="000000"/>
-                <w:sz w:val="21"/>
-              </w:rPr>
-              <w:t>5.7</w:t>
-            </w:r>
-          </w:p>
-        </w:tc>
-        <w:tc>
-          <w:tcPr>
-            <w:tcW w:type="dxa" w:w="3249"/>
-          </w:tcPr>
-          <w:p>
-            <w:r>
-              <w:rPr>
-                <w:rFonts w:ascii="Times New Roman" w:hAnsi="Times New Roman"/>
-                <w:color w:val="000000"/>
-                <w:sz w:val="21"/>
-              </w:rPr>
-            </w:r>
-          </w:p>
-        </w:tc>
-      </w:tr>
-      <w:tr>
-        <w:tc>
-          <w:tcPr>
-            <w:tcW w:type="dxa" w:w="3249"/>
-          </w:tcPr>
-          <w:p>
-            <w:r>
-              <w:rPr>
-                <w:rFonts w:ascii="Times New Roman" w:hAnsi="Times New Roman"/>
-                <w:color w:val="000000"/>
-                <w:sz w:val="21"/>
-              </w:rPr>
-              <w:t>1991</w:t>
-            </w:r>
-          </w:p>
-        </w:tc>
-        <w:tc>
-          <w:tcPr>
-            <w:tcW w:type="dxa" w:w="3249"/>
-          </w:tcPr>
-          <w:p>
-            <w:r>
-              <w:rPr>
-                <w:rFonts w:ascii="Times New Roman" w:hAnsi="Times New Roman"/>
-                <w:color w:val="000000"/>
-                <w:sz w:val="21"/>
-              </w:rPr>
-              <w:t>5.3</w:t>
-            </w:r>
-          </w:p>
-        </w:tc>
-        <w:tc>
-          <w:tcPr>
-            <w:tcW w:type="dxa" w:w="3249"/>
-          </w:tcPr>
-          <w:p>
-            <w:r>
-              <w:rPr>
-                <w:rFonts w:ascii="Times New Roman" w:hAnsi="Times New Roman"/>
-                <w:color w:val="000000"/>
-                <w:sz w:val="21"/>
-              </w:rPr>
-              <w:t>Portugal leaves the OECD list of aid recipients</w:t>
-            </w:r>
-          </w:p>
-        </w:tc>
-      </w:tr>
-      <w:tr>
-        <w:tc>
-          <w:tcPr>
-            <w:tcW w:type="dxa" w:w="3249"/>
-          </w:tcPr>
-          <w:p>
-            <w:r>
-              <w:rPr>
-                <w:rFonts w:ascii="Times New Roman" w:hAnsi="Times New Roman"/>
-                <w:color w:val="000000"/>
-                <w:sz w:val="21"/>
-              </w:rPr>
-              <w:t>1992</w:t>
-            </w:r>
-          </w:p>
-        </w:tc>
-        <w:tc>
-          <w:tcPr>
-            <w:tcW w:type="dxa" w:w="3249"/>
-          </w:tcPr>
-          <w:p>
-            <w:r>
-              <w:rPr>
-                <w:rFonts w:ascii="Times New Roman" w:hAnsi="Times New Roman"/>
-                <w:color w:val="000000"/>
-                <w:sz w:val="21"/>
-              </w:rPr>
-              <w:t>4.4</w:t>
-            </w:r>
-          </w:p>
-        </w:tc>
-        <w:tc>
-          <w:tcPr>
-            <w:tcW w:type="dxa" w:w="3249"/>
-          </w:tcPr>
-          <w:p>
-            <w:r>
-              <w:rPr>
-                <w:rFonts w:ascii="Times New Roman" w:hAnsi="Times New Roman"/>
-                <w:color w:val="000000"/>
-                <w:sz w:val="21"/>
-              </w:rPr>
-            </w:r>
-          </w:p>
-        </w:tc>
-      </w:tr>
-      <w:tr>
-        <w:tc>
-          <w:tcPr>
-            <w:tcW w:type="dxa" w:w="3249"/>
-          </w:tcPr>
-          <w:p>
-            <w:r>
-              <w:rPr>
-                <w:rFonts w:ascii="Times New Roman" w:hAnsi="Times New Roman"/>
-                <w:color w:val="000000"/>
-                <w:sz w:val="21"/>
-              </w:rPr>
-              <w:t>1993</w:t>
-            </w:r>
-          </w:p>
-        </w:tc>
-        <w:tc>
-          <w:tcPr>
-            <w:tcW w:type="dxa" w:w="3249"/>
-          </w:tcPr>
-          <w:p>
-            <w:r>
-              <w:rPr>
-                <w:rFonts w:ascii="Times New Roman" w:hAnsi="Times New Roman"/>
-                <w:color w:val="000000"/>
-                <w:sz w:val="21"/>
-              </w:rPr>
-              <w:t>4.5</w:t>
-            </w:r>
-          </w:p>
-        </w:tc>
-        <w:tc>
-          <w:tcPr>
-            <w:tcW w:type="dxa" w:w="3249"/>
-          </w:tcPr>
-          <w:p>
-            <w:r>
-              <w:rPr>
-                <w:rFonts w:ascii="Times New Roman" w:hAnsi="Times New Roman"/>
-                <w:color w:val="000000"/>
-                <w:sz w:val="21"/>
-              </w:rPr>
-            </w:r>
-          </w:p>
-        </w:tc>
-      </w:tr>
-      <w:tr>
-        <w:tc>
-          <w:tcPr>
-            <w:tcW w:type="dxa" w:w="3249"/>
-          </w:tcPr>
-          <w:p>
-            <w:r>
-              <w:rPr>
-                <w:rFonts w:ascii="Times New Roman" w:hAnsi="Times New Roman"/>
-                <w:color w:val="000000"/>
-                <w:sz w:val="21"/>
-              </w:rPr>
-              <w:t>1994</w:t>
-            </w:r>
-          </w:p>
-        </w:tc>
-        <w:tc>
-          <w:tcPr>
-            <w:tcW w:type="dxa" w:w="3249"/>
-          </w:tcPr>
-          <w:p>
-            <w:r>
-              <w:rPr>
-                <w:rFonts w:ascii="Times New Roman" w:hAnsi="Times New Roman"/>
-                <w:color w:val="000000"/>
-                <w:sz w:val="21"/>
-              </w:rPr>
-              <w:t>3.8</w:t>
-            </w:r>
-          </w:p>
-        </w:tc>
-        <w:tc>
-          <w:tcPr>
-            <w:tcW w:type="dxa" w:w="3249"/>
-          </w:tcPr>
-          <w:p>
-            <w:r>
-              <w:rPr>
-                <w:rFonts w:ascii="Times New Roman" w:hAnsi="Times New Roman"/>
-                <w:color w:val="000000"/>
-                <w:sz w:val="21"/>
-              </w:rPr>
-            </w:r>
-          </w:p>
-        </w:tc>
-      </w:tr>
-      <w:tr>
-        <w:tc>
-          <w:tcPr>
-            <w:tcW w:type="dxa" w:w="3249"/>
-          </w:tcPr>
-          <w:p>
-            <w:r>
-              <w:rPr>
-                <w:rFonts w:ascii="Times New Roman" w:hAnsi="Times New Roman"/>
-                <w:color w:val="000000"/>
-                <w:sz w:val="21"/>
-              </w:rPr>
-              <w:t>1995</w:t>
-            </w:r>
-          </w:p>
-        </w:tc>
-        <w:tc>
-          <w:tcPr>
-            <w:tcW w:type="dxa" w:w="3249"/>
-          </w:tcPr>
-          <w:p>
-            <w:r>
-              <w:rPr>
-                <w:rFonts w:ascii="Times New Roman" w:hAnsi="Times New Roman"/>
-                <w:color w:val="000000"/>
-                <w:sz w:val="21"/>
-              </w:rPr>
-              <w:t>3.3</w:t>
-            </w:r>
-          </w:p>
-        </w:tc>
-        <w:tc>
-          <w:tcPr>
-            <w:tcW w:type="dxa" w:w="3249"/>
-          </w:tcPr>
-          <w:p>
-            <w:r>
-              <w:rPr>
-                <w:rFonts w:ascii="Times New Roman" w:hAnsi="Times New Roman"/>
-                <w:color w:val="000000"/>
-                <w:sz w:val="21"/>
-              </w:rPr>
-            </w:r>
-          </w:p>
-        </w:tc>
-      </w:tr>
-    </w:tbl>
     <w:p>
       <w:pPr>
-        <w:spacing w:after="80" w:line="264" w:lineRule="auto"/>
+        <w:spacing w:after="100" w:line="264" w:lineRule="auto"/>
       </w:pPr>
       <w:r>
         <w:rPr>
           <w:rFonts w:ascii="Times New Roman" w:hAnsi="Times New Roman"/>
-          <w:b w:val="0"/>
-          <w:i w:val="0"/>
+          <w:b/>
           <w:color w:val="000000"/>
         </w:rPr>
+        <w:t xml:space="preserve">The American record, 11 March 1972. </w:t>
+      </w:r>
+      <w:r>
+        <w:rPr>
+          <w:rFonts w:ascii="Times New Roman" w:hAnsi="Times New Roman"/>
+          <w:color w:val="000000"/>
+        </w:rPr>
+        <w:t>Kissinger to Nixon: Britain and its NATO allies had offered 14 million pounds a year; Mintoff asked for a further five million pounds as a single payment and for two items each worth about three million pounds, on duty free imports and the dockyard; "the central question in the negotiations remains that of money". The United States would contribute cash but refused Mintoff's demand that American forces be named as excluded from Malta.</w:t>
       </w:r>
     </w:p>
     <w:p>
       <w:pPr>
-        <w:spacing w:after="120" w:line="264" w:lineRule="auto"/>
+        <w:spacing w:after="100" w:line="264" w:lineRule="auto"/>
       </w:pPr>
       <w:r>
         <w:rPr>
           <w:rFonts w:ascii="Times New Roman" w:hAnsi="Times New Roman"/>
-          <w:b w:val="0"/>
-          <w:i w:val="0"/>
+          <w:b/>
           <w:color w:val="000000"/>
         </w:rPr>
-        <w:t>The rule behind the number. A person abroad for a year or more counts as living in the other country, so what they send home is a transfer. A person abroad for less than a year still counts as living at home, so their whole pay is counted whether or not they send it. Banks and transfer companies report what they paid out; no household is asked what it received. Cash carried home on a visit, parcels of goods and bills paid directly from abroad never pass through a bank and are in no figure, so the table gives the smallest amount Portugal could have received.</w:t>
+        <w:t xml:space="preserve">The agreement. </w:t>
+      </w:r>
+      <w:r>
+        <w:rPr>
+          <w:rFonts w:ascii="Times New Roman" w:hAnsi="Times New Roman"/>
+          <w:color w:val="000000"/>
+        </w:rPr>
+        <w:t>Signed 26 March 1972 for seven years. "The revised agreement restricted the rights and parameters of Britain's use of the Maltese base and more than tripled the rent for its use" (Fenech 1997, page 156). NATO moved its Mediterranean headquarters from Malta to Naples. On the World Bank series, net aid to Malta reached 7.5 per cent of national income in 1973.</w:t>
       </w:r>
     </w:p>
     <w:p>
       <w:pPr>
-        <w:spacing w:after="120" w:line="264" w:lineRule="auto"/>
+        <w:spacing w:after="100" w:line="264" w:lineRule="auto"/>
       </w:pPr>
       <w:r>
         <w:rPr>
           <w:rFonts w:ascii="Times New Roman" w:hAnsi="Times New Roman"/>
-          <w:b w:val="0"/>
-          <w:i w:val="0"/>
+          <w:b/>
           <w:color w:val="000000"/>
         </w:rPr>
-        <w:t>For comparison. The average for small island developing states today is 8.6 per cent of GDP (UNDP and UN DESA, 2023). Tonga received 39.2 per cent in 2024.</w:t>
+        <w:t xml:space="preserve">How Malta negotiated. </w:t>
+      </w:r>
+      <w:r>
+        <w:rPr>
+          <w:rFonts w:ascii="Times New Roman" w:hAnsi="Times New Roman"/>
+          <w:color w:val="000000"/>
+        </w:rPr>
+        <w:t>Smith (2023), on the British files for 1964 to 1971: "the Maltese proved adept at manipulating, cajoling, and even threatening the former imperial power to maintain and even increase its commitments."</w:t>
+      </w:r>
+    </w:p>
+    <w:p>
+      <w:pPr>
+        <w:spacing w:after="100" w:line="264" w:lineRule="auto"/>
+      </w:pPr>
+      <w:r>
+        <w:rPr>
+          <w:rFonts w:ascii="Times New Roman" w:hAnsi="Times New Roman"/>
+          <w:b/>
+          <w:color w:val="000000"/>
+        </w:rPr>
+        <w:t xml:space="preserve">What happened next. </w:t>
+      </w:r>
+      <w:r>
+        <w:rPr>
+          <w:rFonts w:ascii="Times New Roman" w:hAnsi="Times New Roman"/>
+          <w:color w:val="000000"/>
+        </w:rPr>
+        <w:t>"In 1979 the British base closed down peacefully and all occupied lands were returned to the Maltese Government" (Fenech 1997, page 156). Net aid fell from 5.0 per cent of national income in 1979 to 1.2 per cent in 1980. Malta joined the European Union on 1 May 2004.</w:t>
+      </w:r>
+    </w:p>
+    <w:p>
+      <w:pPr>
+        <w:spacing w:after="100" w:line="264" w:lineRule="auto"/>
+      </w:pPr>
+      <w:r>
+        <w:rPr>
+          <w:rFonts w:ascii="Times New Roman" w:hAnsi="Times New Roman"/>
+          <w:b/>
+          <w:color w:val="000000"/>
+        </w:rPr>
+        <w:t xml:space="preserve">Sources. </w:t>
+      </w:r>
+      <w:r>
+        <w:rPr>
+          <w:rFonts w:ascii="Times New Roman" w:hAnsi="Times New Roman"/>
+          <w:color w:val="000000"/>
+        </w:rPr>
+        <w:t>Foreign Relations of the United States 1969 to 1976, volume XLI, document 247, history.state.gov. Fenech, D. (1997) GeoJournal 41(2), 153 to 163. Smith, S. C. (2023) Contemporary British History 37(1), 27 to 62. World Bank, DT.ODA.ODAT.GN.ZS.</w:t>
       </w:r>
     </w:p>
     <w:p>
@@ -2097,7 +378,7 @@
           <w:color w:val="000000"/>
           <w:sz w:val="26"/>
         </w:rPr>
-        <w:t>The task, twenty minutes</w:t>
+        <w:t>Build the lesson, twelve minutes</w:t>
       </w:r>
     </w:p>
     <w:p>
@@ -2111,7 +392,7 @@
           <w:i w:val="0"/>
           <w:color w:val="000000"/>
         </w:rPr>
-        <w:t>Read the page together. Write down what the figure counts, who made the record, and what it leaves out. Then write the two questions you would put to a class of sixteen year olds about this page, and the answer you would hope for. Every question must be answerable from the page, or must name what the students would need to find out and where. One person reports for the group in two minutes.</w:t>
+        <w:t>One source on the screen, in the words of this page. One question the class must answer before it knows the outcome. A vote or a choice, made in role. The reveal. One sentence on what the decision tells us about being small. Every fact comes from this page; the sources are given with page numbers so that you can say where each number comes from. Name your teacher; four minutes to teach.</w:t>
       </w:r>
     </w:p>
     <w:p>
@@ -2131,7 +412,22 @@
           <w:color w:val="000000"/>
           <w:sz w:val="26"/>
         </w:rPr>
-        <w:t>Source pack C</w:t>
+        <w:t>Room 3</w:t>
+      </w:r>
+    </w:p>
+    <w:p>
+      <w:pPr>
+        <w:spacing w:after="80" w:line="264" w:lineRule="auto"/>
+      </w:pPr>
+      <w:r>
+        <w:rPr>
+          <w:rFonts w:ascii="Times New Roman" w:hAnsi="Times New Roman"/>
+          <w:b/>
+          <w:i w:val="0"/>
+          <w:color w:val="000000"/>
+          <w:sz w:val="30"/>
+        </w:rPr>
+        <w:t>Jamaica, July 1962: independence, and the door to Britain closes</w:t>
       </w:r>
     </w:p>
     <w:p>
@@ -2141,26 +437,12 @@
       <w:r>
         <w:rPr>
           <w:rFonts w:ascii="Times New Roman" w:hAnsi="Times New Roman"/>
-          <w:b/>
-          <w:i w:val="0"/>
+          <w:b w:val="0"/>
+          <w:i/>
           <w:color w:val="000000"/>
-          <w:sz w:val="30"/>
+          <w:sz w:val="23"/>
         </w:rPr>
-        <w:t>Tonga: who received remittances, from the 2021 Household Income and Expenditure Survey</w:t>
-      </w:r>
-    </w:p>
-    <w:p>
-      <w:pPr>
-        <w:spacing w:after="120" w:line="264" w:lineRule="auto"/>
-      </w:pPr>
-      <w:r>
-        <w:rPr>
-          <w:rFonts w:ascii="Times New Roman" w:hAnsi="Times New Roman"/>
-          <w:b w:val="0"/>
-          <w:i w:val="0"/>
-          <w:color w:val="000000"/>
-        </w:rPr>
-        <w:t>Source: Tonga Statistics Department (2022), Tonga 2021 HIES Report, pages 21 and 22 and Figure 37. The survey visited a sample of households across the whole kingdom between January and November 2021 and asked the same questions in every house. What follows is what the report states, in its own figures.</w:t>
+        <w:t>The class decides as a Kingston family whether to go, and where.</w:t>
       </w:r>
     </w:p>
     <w:p>
@@ -2173,14 +455,14 @@
           <w:b/>
           <w:color w:val="000000"/>
         </w:rPr>
-        <w:t xml:space="preserve">Households receiving. </w:t>
+        <w:t xml:space="preserve">The door open. </w:t>
       </w:r>
       <w:r>
         <w:rPr>
           <w:rFonts w:ascii="Times New Roman" w:hAnsi="Times New Roman"/>
           <w:color w:val="000000"/>
         </w:rPr>
-        <w:t>90 in every 100 private households received cash remittances in the twelve months before the survey. The highest shares were in Vava'u (94) and rural Tongatapu (91); the lowest was in the Niuas (64).</w:t>
+        <w:t>From 1948 people from the Caribbean came to Britain to work in the new health service, on the buses and in the factories; Jamaica sent more than any other island. In 2015 a British prime minister would tell the Jamaican parliament that "hundreds of thousands from the Commonwealth Caribbean made their way to our shores, helping to build and energise our great public services like the NHS".</w:t>
       </w:r>
     </w:p>
     <w:p>
@@ -2193,14 +475,14 @@
           <w:b/>
           <w:color w:val="000000"/>
         </w:rPr>
-        <w:t xml:space="preserve">By who heads the household. </w:t>
+        <w:t xml:space="preserve">The door closing. </w:t>
       </w:r>
       <w:r>
         <w:rPr>
           <w:rFonts w:ascii="Times New Roman" w:hAnsi="Times New Roman"/>
           <w:color w:val="000000"/>
         </w:rPr>
-        <w:t>96 in every 100 households headed by a woman received remittances, against 88 in 100 of those headed by a man.</w:t>
+        <w:t>The Commonwealth Immigrants Act took effect on 1 July 1962 and ended the free entry of Commonwealth citizens; Randall Hansen's judgement on the regime it began is that it "was not racist in intention, but was racist in effect" (Hansen 2000). Jamaica became independent five weeks later, on 6 August 1962.</w:t>
       </w:r>
     </w:p>
     <w:p>
@@ -2213,14 +495,14 @@
           <w:b/>
           <w:color w:val="000000"/>
         </w:rPr>
-        <w:t xml:space="preserve">By disability. </w:t>
+        <w:t xml:space="preserve">Where the money went, and came from. </w:t>
       </w:r>
       <w:r>
         <w:rPr>
           <w:rFonts w:ascii="Times New Roman" w:hAnsi="Times New Roman"/>
           <w:color w:val="000000"/>
         </w:rPr>
-        <w:t>95 in 100 households with at least one person with a disability received remittances, against 90 in 100 without.</w:t>
+        <w:t>Jamaican emigration turned to the United States and Canada. Money sent home rose from 3 per cent of Jamaica's GDP in 1976 to 15 per cent in 2010 and 23 per cent in 2021 (World Bank). By the 1990s formal remittances "exceeded that of the traditional foreign currency earners of bauxite and sugar" (Thomas-Hope 1999). In 2008, 43 households in 100 received remittances; in 2010, 75 per cent of recipients were women (Bank of Jamaica 2011).</w:t>
       </w:r>
     </w:p>
     <w:p>
@@ -2233,14 +515,14 @@
           <w:b/>
           <w:color w:val="000000"/>
         </w:rPr>
-        <w:t xml:space="preserve">Where the money came from. </w:t>
+        <w:t xml:space="preserve">The same door, again. </w:t>
       </w:r>
       <w:r>
         <w:rPr>
           <w:rFonts w:ascii="Times New Roman" w:hAnsi="Times New Roman"/>
           <w:color w:val="000000"/>
         </w:rPr>
-        <w:t>New Zealand 32 per cent and Australia 31 per cent of the money received nationally, with the United States and domestic transfers making up most of the rest. Households in the Niuas and those headed by people aged 15 to 24 depended more on transfers from within Tonga.</w:t>
+        <w:t>In 2018 the Windrush scandal showed people who had arrived from the Caribbean as children before 1973 detained, denied treatment and in some cases deported for lack of papers they had never been given (Slaven 2022).</w:t>
       </w:r>
     </w:p>
     <w:p>
@@ -2253,62 +535,14 @@
           <w:b/>
           <w:color w:val="000000"/>
         </w:rPr>
-        <w:t xml:space="preserve">Who sent it. </w:t>
+        <w:t xml:space="preserve">Sources. </w:t>
       </w:r>
       <w:r>
         <w:rPr>
           <w:rFonts w:ascii="Times New Roman" w:hAnsi="Times New Roman"/>
           <w:color w:val="000000"/>
         </w:rPr>
-        <w:t>30 per cent of all senders were children sending money to their parents, most visibly for household heads aged 60 and over and for households headed by women.</w:t>
-      </w:r>
-    </w:p>
-    <w:p>
-      <w:pPr>
-        <w:spacing w:after="100" w:line="264" w:lineRule="auto"/>
-      </w:pPr>
-      <w:r>
-        <w:rPr>
-          <w:rFonts w:ascii="Times New Roman" w:hAnsi="Times New Roman"/>
-          <w:b/>
-          <w:color w:val="000000"/>
-        </w:rPr>
-        <w:t xml:space="preserve">How much, in the household budget. </w:t>
-      </w:r>
-      <w:r>
-        <w:rPr>
-          <w:rFonts w:ascii="Times New Roman" w:hAnsi="Times New Roman"/>
-          <w:color w:val="000000"/>
-        </w:rPr>
-        <w:t>Gifts and remittances made up 19,169 pa'anga of an average annual household income of 61,736 pa'anga, about three pa'anga in every ten (Table 2, page xvi).</w:t>
-      </w:r>
-    </w:p>
-    <w:p>
-      <w:pPr>
-        <w:spacing w:after="120" w:line="264" w:lineRule="auto"/>
-      </w:pPr>
-      <w:r>
-        <w:rPr>
-          <w:rFonts w:ascii="Times New Roman" w:hAnsi="Times New Roman"/>
-          <w:b w:val="0"/>
-          <w:i w:val="0"/>
-          <w:color w:val="000000"/>
-        </w:rPr>
-        <w:t>The rule behind the number. The survey counts households, not dollars, and it asked about cash remittances received in the last twelve months. Goods sent in a parcel and bills paid directly from abroad were not part of this question. An earlier survey of 500 households in 2004 that asked many specific questions about cash, goods and bills found 90 in 100 receiving as well, and found that a third of households with nobody abroad still received money through family networks (Brown and Leeves, 2011).</w:t>
-      </w:r>
-    </w:p>
-    <w:p>
-      <w:pPr>
-        <w:spacing w:after="120" w:line="264" w:lineRule="auto"/>
-      </w:pPr>
-      <w:r>
-        <w:rPr>
-          <w:rFonts w:ascii="Times New Roman" w:hAnsi="Times New Roman"/>
-          <w:b w:val="0"/>
-          <w:i w:val="0"/>
-          <w:color w:val="000000"/>
-        </w:rPr>
-        <w:t>For comparison. Remittances were 39.2 per cent of Tonga's GDP in 2024 on the World Bank series, the highest share in the world in 2023. About 51 per cent of the 2023 to 2024 national budget was funded by foreign aid (New Zealand Ministry of Foreign Affairs and Trade, Tonga Country Plan 2024 to 2027).</w:t>
+        <w:t>Hansen, R. (2000) Citizenship and Immigration in Post-war Britain, Oxford University Press. Thomas-Hope, E. (1999) International Migration 37(1), 183 to 207. Bank of Jamaica (2011) Remittances to Jamaica: findings from a national survey of remittance recipients. Slaven, M. (2022) Ethnic and Racial Studies 45(16). World Bank, BX.TRF.PWKR.DT.GD.ZS. Prime Minister's speech to the Jamaican Parliament, 30 September 2015, gov.uk.</w:t>
       </w:r>
     </w:p>
     <w:p>
@@ -2323,7 +557,7 @@
           <w:color w:val="000000"/>
           <w:sz w:val="26"/>
         </w:rPr>
-        <w:t>The task, twenty minutes</w:t>
+        <w:t>Build the lesson, twelve minutes</w:t>
       </w:r>
     </w:p>
     <w:p>
@@ -2337,7 +571,7 @@
           <w:i w:val="0"/>
           <w:color w:val="000000"/>
         </w:rPr>
-        <w:t>Read the page together. Write down what the figure counts, who made the record, and what it leaves out. Then write the two questions you would put to a class of sixteen year olds about this page, and the answer you would hope for. Every question must be answerable from the page, or must name what the students would need to find out and where. One person reports for the group in two minutes.</w:t>
+        <w:t>One source on the screen, in the words of this page. One question the class must answer before it knows the outcome. A vote or a choice, made in role. The reveal. One sentence on what the decision tells us about being small. Every fact comes from this page; the sources are given with page numbers so that you can say where each number comes from. Name your teacher; four minutes to teach.</w:t>
       </w:r>
     </w:p>
     <w:p>
@@ -2357,7 +591,22 @@
           <w:color w:val="000000"/>
           <w:sz w:val="26"/>
         </w:rPr>
-        <w:t>Source pack D</w:t>
+        <w:t>Room 4</w:t>
+      </w:r>
+    </w:p>
+    <w:p>
+      <w:pPr>
+        <w:spacing w:after="80" w:line="264" w:lineRule="auto"/>
+      </w:pPr>
+      <w:r>
+        <w:rPr>
+          <w:rFonts w:ascii="Times New Roman" w:hAnsi="Times New Roman"/>
+          <w:b/>
+          <w:i w:val="0"/>
+          <w:color w:val="000000"/>
+          <w:sz w:val="30"/>
+        </w:rPr>
+        <w:t>Jamaica, September 2015: a prison instead of reparations</w:t>
       </w:r>
     </w:p>
     <w:p>
@@ -2367,26 +616,12 @@
       <w:r>
         <w:rPr>
           <w:rFonts w:ascii="Times New Roman" w:hAnsi="Times New Roman"/>
-          <w:b/>
-          <w:i w:val="0"/>
+          <w:b w:val="0"/>
+          <w:i/>
           <w:color w:val="000000"/>
-          <w:sz w:val="30"/>
+          <w:sz w:val="23"/>
         </w:rPr>
-        <w:t>The OECD casebook on migration: is a seasonal work scheme aid?</w:t>
-      </w:r>
-    </w:p>
-    <w:p>
-      <w:pPr>
-        <w:spacing w:after="120" w:line="264" w:lineRule="auto"/>
-      </w:pPr>
-      <w:r>
-        <w:rPr>
-          <w:rFonts w:ascii="Times New Roman" w:hAnsi="Times New Roman"/>
-          <w:b w:val="0"/>
-          <w:i w:val="0"/>
-          <w:color w:val="000000"/>
-        </w:rPr>
-        <w:t>Source: OECD Development Assistance Committee (2023), ODA Casebook on activities in the field of migration, document DCD/DAC/STAT(2023)34/FINAL. The casebook is written by the committee of donor governments that decides what counts as official development assistance, and it gives rulings on real cases that donors submitted.</w:t>
+        <w:t>The class decides as the Jamaican cabinet whether to accept the prison.</w:t>
       </w:r>
     </w:p>
     <w:p>
@@ -2399,14 +634,14 @@
           <w:b/>
           <w:color w:val="000000"/>
         </w:rPr>
-        <w:t xml:space="preserve">The New Zealand case. </w:t>
+        <w:t xml:space="preserve">The claim. </w:t>
       </w:r>
       <w:r>
         <w:rPr>
           <w:rFonts w:ascii="Times New Roman" w:hAnsi="Times New Roman"/>
           <w:color w:val="000000"/>
         </w:rPr>
-        <w:t>New Zealand's Recognised Seasonal Employer scheme brings Pacific workers to seasonal jobs in horticulture and viticulture. The casebook rules that the Workers Training Programme attached to the scheme is eligible as aid, because it gives the workers skills they can take home, and that "expenditures required to operationalise the RSE scheme are not eligible, as the programme intends to primarily fill labour market gaps in New Zealand."</w:t>
+        <w:t>In March 2014 the Caribbean governments approved "a ten-point plan of the Caribbean Reparations Commission to achieve reparatory justice" for slavery (Strecker 2017), including a formal apology, debt cancellation and development support. Its chairman, the historian Hilary Beckles, had set out the case in Britain's Black Debt (2013).</w:t>
       </w:r>
     </w:p>
     <w:p>
@@ -2419,14 +654,14 @@
           <w:b/>
           <w:color w:val="000000"/>
         </w:rPr>
-        <w:t xml:space="preserve">The Australian case. </w:t>
+        <w:t xml:space="preserve">The visit. </w:t>
       </w:r>
       <w:r>
         <w:rPr>
           <w:rFonts w:ascii="Times New Roman" w:hAnsi="Times New Roman"/>
           <w:color w:val="000000"/>
         </w:rPr>
-        <w:t>For Australia's Pacific Australia Labour Mobility scheme, the casebook rules that only the component financed by the aid department is eligible, and adds: "the fact that the migrants may send remittances to their home countries is not, in itself, a sufficient condition for the programme to qualify as ODA."</w:t>
+        <w:t>On 30 September 2015 David Cameron, the first British prime minister to visit Jamaica in fourteen years, told parliament that slavery's wounds ran deep but that "we can move on from this painful legacy and continue to build for the future". He announced a "£300 million much-needed infrastructure fund across the Caribbean" for "Roads. Bridges. Ports."</w:t>
       </w:r>
     </w:p>
     <w:p>
@@ -2439,28 +674,74 @@
           <w:b/>
           <w:color w:val="000000"/>
         </w:rPr>
-        <w:t xml:space="preserve">What the schemes produce. </w:t>
+        <w:t xml:space="preserve">The offer. </w:t>
       </w:r>
       <w:r>
         <w:rPr>
           <w:rFonts w:ascii="Times New Roman" w:hAnsi="Times New Roman"/>
           <w:color w:val="000000"/>
         </w:rPr>
-        <w:t>New Zealand's scheme is capped at 20,750 workers at a time. On 30 June 2026, 3,715 Tongans held Australian scheme visas, 3,095 of them men (palmscheme.gov.au, June 2026 data publication, Table 2). The National Reserve Bank of Tonga has counted seasonal workers' pay as a separate line of remittances since 2014, and that line was a tenth of all remittances in 2025.</w:t>
+        <w:t>The same day the British government announced 25 million pounds of aid to build a 1,500 bed prison in Jamaica, so that Jamaicans in British prisons (619 on 30 June 2015) could be sent home to serve sentences of four years or more, "saving the British taxpayer millions of pounds but still ensuring justice is done" (UK Government press release, 30 September 2015).</w:t>
       </w:r>
     </w:p>
     <w:p>
       <w:pPr>
-        <w:spacing w:after="120" w:line="264" w:lineRule="auto"/>
+        <w:spacing w:after="100" w:line="264" w:lineRule="auto"/>
       </w:pPr>
       <w:r>
         <w:rPr>
           <w:rFonts w:ascii="Times New Roman" w:hAnsi="Times New Roman"/>
-          <w:b w:val="0"/>
-          <w:i w:val="0"/>
+          <w:b/>
           <w:color w:val="000000"/>
         </w:rPr>
-        <w:t>The rule behind the ruling. Aid must have the development and welfare of the receiving country as its main purpose. A scheme whose main purpose is to fill labour shortages in the donor country fails that test, however much money the workers send home, so the money they send is counted as private remittances and the scheme as immigration policy. The same governments write the rule, run the scheme and report the aid figure.</w:t>
+        <w:t xml:space="preserve">The reply. </w:t>
+      </w:r>
+      <w:r>
+        <w:rPr>
+          <w:rFonts w:ascii="Times New Roman" w:hAnsi="Times New Roman"/>
+          <w:color w:val="000000"/>
+        </w:rPr>
+        <w:t>The Jamaican member of parliament Mike Henry called the prison offer "an insult to the people of Jamaica". The prison was not built; in June 2020 Prime Minister Holness stated that the previous government had rejected the offer (Jamaica Gleaner, 7 June 2020).</w:t>
+      </w:r>
+    </w:p>
+    <w:p>
+      <w:pPr>
+        <w:spacing w:after="100" w:line="264" w:lineRule="auto"/>
+      </w:pPr>
+      <w:r>
+        <w:rPr>
+          <w:rFonts w:ascii="Times New Roman" w:hAnsi="Times New Roman"/>
+          <w:b/>
+          <w:color w:val="000000"/>
+        </w:rPr>
+        <w:t xml:space="preserve">What the accounts say. </w:t>
+      </w:r>
+      <w:r>
+        <w:rPr>
+          <w:rFonts w:ascii="Times New Roman" w:hAnsi="Times New Roman"/>
+          <w:color w:val="000000"/>
+        </w:rPr>
+        <w:t>The 25 million pounds would have counted as official development assistance under the OECD rules, because it came from a government, for a listed country, as a grant. Whether it served Jamaica's development or Britain's prison budget is the question the accounts do not ask.</w:t>
+      </w:r>
+    </w:p>
+    <w:p>
+      <w:pPr>
+        <w:spacing w:after="100" w:line="264" w:lineRule="auto"/>
+      </w:pPr>
+      <w:r>
+        <w:rPr>
+          <w:rFonts w:ascii="Times New Roman" w:hAnsi="Times New Roman"/>
+          <w:b/>
+          <w:color w:val="000000"/>
+        </w:rPr>
+        <w:t xml:space="preserve">Sources. </w:t>
+      </w:r>
+      <w:r>
+        <w:rPr>
+          <w:rFonts w:ascii="Times New Roman" w:hAnsi="Times New Roman"/>
+          <w:color w:val="000000"/>
+        </w:rPr>
+        <w:t>Strecker, A. (2017) Leiden Journal of International Law 30(3), 629 to 646. Beckles, H. McD. (2013) Britain's Black Debt, University of the West Indies Press. Prime Minister's speech to the Jamaican Parliament, 30 September 2015, gov.uk. UK Government, UK signs deal to send Jamaican prisoners home, 30 September 2015, gov.uk. Jamaica Gleaner, 7 June 2020. OECD, official development assistance: definition and coverage.</w:t>
       </w:r>
     </w:p>
     <w:p>
@@ -2475,7 +756,7 @@
           <w:color w:val="000000"/>
           <w:sz w:val="26"/>
         </w:rPr>
-        <w:t>The task, twenty minutes</w:t>
+        <w:t>Build the lesson, twelve minutes</w:t>
       </w:r>
     </w:p>
     <w:p>
@@ -2489,7 +770,7 @@
           <w:i w:val="0"/>
           <w:color w:val="000000"/>
         </w:rPr>
-        <w:t>Read the page together. Write down what the figure counts, who made the record, and what it leaves out. Then write the two questions you would put to a class of sixteen year olds about this page, and the answer you would hope for. Every question must be answerable from the page, or must name what the students would need to find out and where. One person reports for the group in two minutes.</w:t>
+        <w:t>One source on the screen, in the words of this page. One question the class must answer before it knows the outcome. A vote or a choice, made in role. The reveal. One sentence on what the decision tells us about being small. Every fact comes from this page; the sources are given with page numbers so that you can say where each number comes from. Name your teacher; four minutes to teach.</w:t>
       </w:r>
     </w:p>
     <w:sectPr>

--- a/hildesheim-seminar-source-packs-27-november-2026.docx
+++ b/hildesheim-seminar-source-packs-27-november-2026.docx
@@ -502,7 +502,7 @@
           <w:rFonts w:ascii="Times New Roman" w:hAnsi="Times New Roman"/>
           <w:color w:val="000000"/>
         </w:rPr>
-        <w:t>Jamaican emigration turned to the United States and Canada. Money sent home rose from 3 per cent of Jamaica's GDP in 1976 to 15 per cent in 2010 and 23 per cent in 2021 (World Bank). By the 1990s formal remittances "exceeded that of the traditional foreign currency earners of bauxite and sugar" (Thomas-Hope 1999). In 2008, 43 households in 100 received remittances; in 2010, 75 per cent of recipients were women (Bank of Jamaica 2011).</w:t>
+        <w:t>Jamaican emigration turned to the United States and Canada. In 1979 money sent home was 3.7 per cent of Jamaica's GDP, the same order as Malta's 2.9; it rose to 15 per cent in 2010 and 23 per cent in 2021, and was 16 per cent in 2024, while Malta's fell to 0.1 per cent (World Bank, same series and years for both). By the 1990s formal remittances "exceeded that of the traditional foreign currency earners of bauxite and sugar" (Thomas-Hope 1999). In 2008, 43 households in 100 received remittances; in 2010, 75 per cent of recipients were women (Bank of Jamaica 2011).</w:t>
       </w:r>
     </w:p>
     <w:p>
